--- a/docs/manual/Market Twin 사용자매뉴얼(최종).docx
+++ b/docs/manual/Market Twin 사용자매뉴얼(최종).docx
@@ -5,24 +5,22 @@
     <w:p>
       <w:pPr>
         <w:pStyle w:val="a4"/>
-        <w:keepNext/>
-        <w:keepLines/>
       </w:pPr>
       <w:r>
         <w:rPr>
           <w:noProof/>
         </w:rPr>
         <w:drawing>
-          <wp:inline distT="0" distB="0" distL="0" distR="0" wp14:anchorId="5EA17F62" wp14:editId="4A834CB4">
+          <wp:inline distT="0" distB="0" distL="0" distR="0" wp14:anchorId="4DC2940D" wp14:editId="76E60746">
             <wp:extent cx="1397000" cy="1397000"/>
             <wp:effectExtent l="0" t="0" r="0" b="0"/>
-            <wp:docPr id="1398369459" name="그림 1"/>
+            <wp:docPr id="1426608055" name="그림 1"/>
             <wp:cNvGraphicFramePr/>
             <a:graphic xmlns:a="http://schemas.openxmlformats.org/drawingml/2006/main">
               <a:graphicData uri="http://schemas.openxmlformats.org/drawingml/2006/picture">
                 <pic:pic xmlns:pic="http://schemas.openxmlformats.org/drawingml/2006/picture">
                   <pic:nvPicPr>
-                    <pic:cNvPr id="1398369459" name=""/>
+                    <pic:cNvPr id="1426608055" name=""/>
                     <pic:cNvPicPr/>
                   </pic:nvPicPr>
                   <pic:blipFill>
@@ -172,7 +170,6 @@
         </w:rPr>
       </w:pPr>
       <w:r>
-        <w:lastRenderedPageBreak/>
         <w:fldChar w:fldCharType="begin"/>
       </w:r>
       <w:r>
@@ -215,7 +212,7 @@
         <w:rPr>
           <w:noProof/>
         </w:rPr>
-        <w:instrText xml:space="preserve"> PAGEREF _Toc232711114 \h </w:instrText>
+        <w:instrText xml:space="preserve"> PAGEREF _Toc232711774 \h </w:instrText>
       </w:r>
       <w:r>
         <w:rPr>
@@ -283,7 +280,7 @@
         <w:rPr>
           <w:noProof/>
         </w:rPr>
-        <w:instrText xml:space="preserve"> PAGEREF _Toc232711115 \h </w:instrText>
+        <w:instrText xml:space="preserve"> PAGEREF _Toc232711775 \h </w:instrText>
       </w:r>
       <w:r>
         <w:rPr>
@@ -364,7 +361,7 @@
         <w:rPr>
           <w:noProof/>
         </w:rPr>
-        <w:instrText xml:space="preserve"> PAGEREF _Toc232711116 \h </w:instrText>
+        <w:instrText xml:space="preserve"> PAGEREF _Toc232711776 \h </w:instrText>
       </w:r>
       <w:r>
         <w:rPr>
@@ -445,7 +442,7 @@
         <w:rPr>
           <w:noProof/>
         </w:rPr>
-        <w:instrText xml:space="preserve"> PAGEREF _Toc232711117 \h </w:instrText>
+        <w:instrText xml:space="preserve"> PAGEREF _Toc232711777 \h </w:instrText>
       </w:r>
       <w:r>
         <w:rPr>
@@ -526,7 +523,7 @@
         <w:rPr>
           <w:noProof/>
         </w:rPr>
-        <w:instrText xml:space="preserve"> PAGEREF _Toc232711118 \h </w:instrText>
+        <w:instrText xml:space="preserve"> PAGEREF _Toc232711778 \h </w:instrText>
       </w:r>
       <w:r>
         <w:rPr>
@@ -607,7 +604,7 @@
         <w:rPr>
           <w:noProof/>
         </w:rPr>
-        <w:instrText xml:space="preserve"> PAGEREF _Toc232711119 \h </w:instrText>
+        <w:instrText xml:space="preserve"> PAGEREF _Toc232711779 \h </w:instrText>
       </w:r>
       <w:r>
         <w:rPr>
@@ -675,7 +672,7 @@
         <w:rPr>
           <w:noProof/>
         </w:rPr>
-        <w:instrText xml:space="preserve"> PAGEREF _Toc232711120 \h </w:instrText>
+        <w:instrText xml:space="preserve"> PAGEREF _Toc232711780 \h </w:instrText>
       </w:r>
       <w:r>
         <w:rPr>
@@ -768,7 +765,7 @@
         <w:rPr>
           <w:noProof/>
         </w:rPr>
-        <w:instrText xml:space="preserve"> PAGEREF _Toc232711121 \h </w:instrText>
+        <w:instrText xml:space="preserve"> PAGEREF _Toc232711781 \h </w:instrText>
       </w:r>
       <w:r>
         <w:rPr>
@@ -849,7 +846,7 @@
         <w:rPr>
           <w:noProof/>
         </w:rPr>
-        <w:instrText xml:space="preserve"> PAGEREF _Toc232711122 \h </w:instrText>
+        <w:instrText xml:space="preserve"> PAGEREF _Toc232711782 \h </w:instrText>
       </w:r>
       <w:r>
         <w:rPr>
@@ -918,7 +915,7 @@
         <w:rPr>
           <w:noProof/>
         </w:rPr>
-        <w:instrText xml:space="preserve"> PAGEREF _Toc232711123 \h </w:instrText>
+        <w:instrText xml:space="preserve"> PAGEREF _Toc232711783 \h </w:instrText>
       </w:r>
       <w:r>
         <w:rPr>
@@ -986,12 +983,13 @@
         <w:rPr>
           <w:noProof/>
         </w:rPr>
-        <w:instrText xml:space="preserve"> PAGEREF _Toc232711124 \h </w:instrText>
-      </w:r>
-      <w:r>
-        <w:rPr>
-          <w:noProof/>
-        </w:rPr>
+        <w:instrText xml:space="preserve"> PAGEREF _Toc232711784 \h </w:instrText>
+      </w:r>
+      <w:r>
+        <w:rPr>
+          <w:noProof/>
+        </w:rPr>
+        <w:lastRenderedPageBreak/>
       </w:r>
       <w:r>
         <w:rPr>
@@ -1067,7 +1065,7 @@
         <w:rPr>
           <w:noProof/>
         </w:rPr>
-        <w:instrText xml:space="preserve"> PAGEREF _Toc232711125 \h </w:instrText>
+        <w:instrText xml:space="preserve"> PAGEREF _Toc232711785 \h </w:instrText>
       </w:r>
       <w:r>
         <w:rPr>
@@ -1160,7 +1158,7 @@
         <w:rPr>
           <w:noProof/>
         </w:rPr>
-        <w:instrText xml:space="preserve"> PAGEREF _Toc232711126 \h </w:instrText>
+        <w:instrText xml:space="preserve"> PAGEREF _Toc232711786 \h </w:instrText>
       </w:r>
       <w:r>
         <w:rPr>
@@ -1270,7 +1268,7 @@
         <w:rPr>
           <w:noProof/>
         </w:rPr>
-        <w:instrText xml:space="preserve"> PAGEREF _Toc232711127 \h </w:instrText>
+        <w:instrText xml:space="preserve"> PAGEREF _Toc232711787 \h </w:instrText>
       </w:r>
       <w:r>
         <w:rPr>
@@ -1339,7 +1337,7 @@
         <w:rPr>
           <w:noProof/>
         </w:rPr>
-        <w:instrText xml:space="preserve"> PAGEREF _Toc232711128 \h </w:instrText>
+        <w:instrText xml:space="preserve"> PAGEREF _Toc232711788 \h </w:instrText>
       </w:r>
       <w:r>
         <w:rPr>
@@ -1420,7 +1418,7 @@
         <w:rPr>
           <w:noProof/>
         </w:rPr>
-        <w:instrText xml:space="preserve"> PAGEREF _Toc232711129 \h </w:instrText>
+        <w:instrText xml:space="preserve"> PAGEREF _Toc232711789 \h </w:instrText>
       </w:r>
       <w:r>
         <w:rPr>
@@ -1501,7 +1499,7 @@
         <w:rPr>
           <w:noProof/>
         </w:rPr>
-        <w:instrText xml:space="preserve"> PAGEREF _Toc232711130 \h </w:instrText>
+        <w:instrText xml:space="preserve"> PAGEREF _Toc232711790 \h </w:instrText>
       </w:r>
       <w:r>
         <w:rPr>
@@ -1588,7 +1586,7 @@
         <w:rPr>
           <w:noProof/>
         </w:rPr>
-        <w:instrText xml:space="preserve"> PAGEREF _Toc232711131 \h </w:instrText>
+        <w:instrText xml:space="preserve"> PAGEREF _Toc232711791 \h </w:instrText>
       </w:r>
       <w:r>
         <w:rPr>
@@ -1675,7 +1673,7 @@
         <w:rPr>
           <w:noProof/>
         </w:rPr>
-        <w:instrText xml:space="preserve"> PAGEREF _Toc232711132 \h </w:instrText>
+        <w:instrText xml:space="preserve"> PAGEREF _Toc232711792 \h </w:instrText>
       </w:r>
       <w:r>
         <w:rPr>
@@ -1756,7 +1754,7 @@
         <w:rPr>
           <w:noProof/>
         </w:rPr>
-        <w:instrText xml:space="preserve"> PAGEREF _Toc232711133 \h </w:instrText>
+        <w:instrText xml:space="preserve"> PAGEREF _Toc232711793 \h </w:instrText>
       </w:r>
       <w:r>
         <w:rPr>
@@ -1773,7 +1771,6 @@
         <w:rPr>
           <w:noProof/>
         </w:rPr>
-        <w:lastRenderedPageBreak/>
         <w:t>15</w:t>
       </w:r>
       <w:r>
@@ -1861,7 +1858,7 @@
         <w:rPr>
           <w:noProof/>
         </w:rPr>
-        <w:instrText xml:space="preserve"> PAGEREF _Toc232711134 \h </w:instrText>
+        <w:instrText xml:space="preserve"> PAGEREF _Toc232711794 \h </w:instrText>
       </w:r>
       <w:r>
         <w:rPr>
@@ -1941,7 +1938,7 @@
         <w:rPr>
           <w:noProof/>
         </w:rPr>
-        <w:instrText xml:space="preserve"> PAGEREF _Toc232711135 \h </w:instrText>
+        <w:instrText xml:space="preserve"> PAGEREF _Toc232711795 \h </w:instrText>
       </w:r>
       <w:r>
         <w:rPr>
@@ -2022,7 +2019,7 @@
         <w:rPr>
           <w:noProof/>
         </w:rPr>
-        <w:instrText xml:space="preserve"> PAGEREF _Toc232711136 \h </w:instrText>
+        <w:instrText xml:space="preserve"> PAGEREF _Toc232711796 \h </w:instrText>
       </w:r>
       <w:r>
         <w:rPr>
@@ -2115,7 +2112,7 @@
         <w:rPr>
           <w:noProof/>
         </w:rPr>
-        <w:instrText xml:space="preserve"> PAGEREF _Toc232711137 \h </w:instrText>
+        <w:instrText xml:space="preserve"> PAGEREF _Toc232711797 \h </w:instrText>
       </w:r>
       <w:r>
         <w:rPr>
@@ -2196,7 +2193,7 @@
         <w:rPr>
           <w:noProof/>
         </w:rPr>
-        <w:instrText xml:space="preserve"> PAGEREF _Toc232711138 \h </w:instrText>
+        <w:instrText xml:space="preserve"> PAGEREF _Toc232711798 \h </w:instrText>
       </w:r>
       <w:r>
         <w:rPr>
@@ -2277,7 +2274,7 @@
         <w:rPr>
           <w:noProof/>
         </w:rPr>
-        <w:instrText xml:space="preserve"> PAGEREF _Toc232711139 \h </w:instrText>
+        <w:instrText xml:space="preserve"> PAGEREF _Toc232711799 \h </w:instrText>
       </w:r>
       <w:r>
         <w:rPr>
@@ -2358,7 +2355,7 @@
         <w:rPr>
           <w:noProof/>
         </w:rPr>
-        <w:instrText xml:space="preserve"> PAGEREF _Toc232711140 \h </w:instrText>
+        <w:instrText xml:space="preserve"> PAGEREF _Toc232711800 \h </w:instrText>
       </w:r>
       <w:r>
         <w:rPr>
@@ -2451,7 +2448,7 @@
         <w:rPr>
           <w:noProof/>
         </w:rPr>
-        <w:instrText xml:space="preserve"> PAGEREF _Toc232711141 \h </w:instrText>
+        <w:instrText xml:space="preserve"> PAGEREF _Toc232711801 \h </w:instrText>
       </w:r>
       <w:r>
         <w:rPr>
@@ -2532,7 +2529,7 @@
         <w:rPr>
           <w:noProof/>
         </w:rPr>
-        <w:instrText xml:space="preserve"> PAGEREF _Toc232711142 \h </w:instrText>
+        <w:instrText xml:space="preserve"> PAGEREF _Toc232711802 \h </w:instrText>
       </w:r>
       <w:r>
         <w:rPr>
@@ -2612,7 +2609,7 @@
         <w:rPr>
           <w:noProof/>
         </w:rPr>
-        <w:instrText xml:space="preserve"> PAGEREF _Toc232711143 \h </w:instrText>
+        <w:instrText xml:space="preserve"> PAGEREF _Toc232711803 \h </w:instrText>
       </w:r>
       <w:r>
         <w:rPr>
@@ -2680,12 +2677,13 @@
         <w:rPr>
           <w:noProof/>
         </w:rPr>
-        <w:instrText xml:space="preserve"> PAGEREF _Toc232711144 \h </w:instrText>
-      </w:r>
-      <w:r>
-        <w:rPr>
-          <w:noProof/>
-        </w:rPr>
+        <w:instrText xml:space="preserve"> PAGEREF _Toc232711804 \h </w:instrText>
+      </w:r>
+      <w:r>
+        <w:rPr>
+          <w:noProof/>
+        </w:rPr>
+        <w:lastRenderedPageBreak/>
       </w:r>
       <w:r>
         <w:rPr>
@@ -2748,7 +2746,7 @@
         <w:rPr>
           <w:noProof/>
         </w:rPr>
-        <w:instrText xml:space="preserve"> PAGEREF _Toc232711145 \h </w:instrText>
+        <w:instrText xml:space="preserve"> PAGEREF _Toc232711805 \h </w:instrText>
       </w:r>
       <w:r>
         <w:rPr>
@@ -2846,7 +2844,7 @@
         <w:rPr>
           <w:noProof/>
         </w:rPr>
-        <w:instrText xml:space="preserve"> PAGEREF _Toc232711146 \h </w:instrText>
+        <w:instrText xml:space="preserve"> PAGEREF _Toc232711806 \h </w:instrText>
       </w:r>
       <w:r>
         <w:rPr>
@@ -2944,7 +2942,7 @@
         <w:rPr>
           <w:noProof/>
         </w:rPr>
-        <w:instrText xml:space="preserve"> PAGEREF _Toc232711147 \h </w:instrText>
+        <w:instrText xml:space="preserve"> PAGEREF _Toc232711807 \h </w:instrText>
       </w:r>
       <w:r>
         <w:rPr>
@@ -3012,7 +3010,7 @@
         <w:rPr>
           <w:noProof/>
         </w:rPr>
-        <w:instrText xml:space="preserve"> PAGEREF _Toc232711148 \h </w:instrText>
+        <w:instrText xml:space="preserve"> PAGEREF _Toc232711808 \h </w:instrText>
       </w:r>
       <w:r>
         <w:rPr>
@@ -3104,7 +3102,7 @@
         <w:rPr>
           <w:noProof/>
         </w:rPr>
-        <w:instrText xml:space="preserve"> PAGEREF _Toc232711149 \h </w:instrText>
+        <w:instrText xml:space="preserve"> PAGEREF _Toc232711809 \h </w:instrText>
       </w:r>
       <w:r>
         <w:rPr>
@@ -3137,7 +3135,7 @@
       <w:r>
         <w:fldChar w:fldCharType="end"/>
       </w:r>
-      <w:bookmarkStart w:id="1" w:name="_Toc232711114"/>
+      <w:bookmarkStart w:id="1" w:name="_Toc232711774"/>
       <w:r>
         <w:t>문서</w:t>
       </w:r>
@@ -3620,7 +3618,7 @@
         <w:pStyle w:val="1"/>
       </w:pPr>
       <w:bookmarkStart w:id="2" w:name="소개"/>
-      <w:bookmarkStart w:id="3" w:name="_Toc232711115"/>
+      <w:bookmarkStart w:id="3" w:name="_Toc232711775"/>
       <w:bookmarkEnd w:id="0"/>
       <w:r>
         <w:t xml:space="preserve">1. </w:t>
@@ -3635,7 +3633,7 @@
         <w:pStyle w:val="2"/>
       </w:pPr>
       <w:bookmarkStart w:id="4" w:name="제품-개요"/>
-      <w:bookmarkStart w:id="5" w:name="_Toc232711116"/>
+      <w:bookmarkStart w:id="5" w:name="_Toc232711776"/>
       <w:r>
         <w:t xml:space="preserve">1.1 </w:t>
       </w:r>
@@ -4120,7 +4118,7 @@
         <w:pStyle w:val="2"/>
       </w:pPr>
       <w:bookmarkStart w:id="6" w:name="핵심-가치"/>
-      <w:bookmarkStart w:id="7" w:name="_Toc232711117"/>
+      <w:bookmarkStart w:id="7" w:name="_Toc232711777"/>
       <w:bookmarkEnd w:id="4"/>
       <w:r>
         <w:t xml:space="preserve">1.2 </w:t>
@@ -4471,7 +4469,7 @@
         <w:pStyle w:val="2"/>
       </w:pPr>
       <w:bookmarkStart w:id="8" w:name="대상-사용자"/>
-      <w:bookmarkStart w:id="9" w:name="_Toc232711118"/>
+      <w:bookmarkStart w:id="9" w:name="_Toc232711778"/>
       <w:bookmarkEnd w:id="6"/>
       <w:r>
         <w:t xml:space="preserve">1.3 </w:t>
@@ -4633,7 +4631,7 @@
         <w:pStyle w:val="2"/>
       </w:pPr>
       <w:bookmarkStart w:id="10" w:name="이용-환경"/>
-      <w:bookmarkStart w:id="11" w:name="_Toc232711119"/>
+      <w:bookmarkStart w:id="11" w:name="_Toc232711779"/>
       <w:bookmarkEnd w:id="8"/>
       <w:r>
         <w:t xml:space="preserve">1.4 </w:t>
@@ -4780,7 +4778,7 @@
         <w:pStyle w:val="1"/>
       </w:pPr>
       <w:bookmarkStart w:id="12" w:name="시작하기"/>
-      <w:bookmarkStart w:id="13" w:name="_Toc232711120"/>
+      <w:bookmarkStart w:id="13" w:name="_Toc232711780"/>
       <w:bookmarkEnd w:id="2"/>
       <w:bookmarkEnd w:id="10"/>
       <w:r>
@@ -4797,7 +4795,7 @@
         <w:pStyle w:val="2"/>
       </w:pPr>
       <w:bookmarkStart w:id="14" w:name="접속-및-회원가입"/>
-      <w:bookmarkStart w:id="15" w:name="_Toc232711121"/>
+      <w:bookmarkStart w:id="15" w:name="_Toc232711781"/>
       <w:r>
         <w:t xml:space="preserve">2.1 </w:t>
       </w:r>
@@ -5100,14 +5098,13 @@
     <w:p>
       <w:pPr>
         <w:pStyle w:val="CaptionedFigure"/>
-        <w:keepLines/>
       </w:pPr>
       <w:r>
         <w:rPr>
           <w:noProof/>
         </w:rPr>
         <w:drawing>
-          <wp:inline distT="0" distB="0" distL="0" distR="0" wp14:anchorId="2FEEF2E9" wp14:editId="7CE992C2">
+          <wp:inline distT="0" distB="0" distL="0" distR="0" wp14:anchorId="50ECF6CC" wp14:editId="2DC4C90D">
             <wp:extent cx="5334000" cy="2765209"/>
             <wp:effectExtent l="0" t="0" r="0" b="0"/>
             <wp:docPr id="16" name="Picture" descr="그림 1. 로그인 / 제품 소개 화면"/>
@@ -5186,7 +5183,7 @@
         <w:pStyle w:val="2"/>
       </w:pPr>
       <w:bookmarkStart w:id="16" w:name="이메일-인증"/>
-      <w:bookmarkStart w:id="17" w:name="_Toc232711122"/>
+      <w:bookmarkStart w:id="17" w:name="_Toc232711782"/>
       <w:bookmarkEnd w:id="14"/>
       <w:r>
         <w:t xml:space="preserve">2.2 </w:t>
@@ -5647,7 +5644,7 @@
         <w:pStyle w:val="2"/>
       </w:pPr>
       <w:bookmarkStart w:id="18" w:name="로그인"/>
-      <w:bookmarkStart w:id="19" w:name="_Toc232711123"/>
+      <w:bookmarkStart w:id="19" w:name="_Toc232711783"/>
       <w:bookmarkEnd w:id="16"/>
       <w:r>
         <w:t xml:space="preserve">2.3 </w:t>
@@ -5842,7 +5839,7 @@
         <w:pStyle w:val="1"/>
       </w:pPr>
       <w:bookmarkStart w:id="20" w:name="대시보드"/>
-      <w:bookmarkStart w:id="21" w:name="_Toc232711124"/>
+      <w:bookmarkStart w:id="21" w:name="_Toc232711784"/>
       <w:bookmarkEnd w:id="12"/>
       <w:bookmarkEnd w:id="18"/>
       <w:r>
@@ -5999,14 +5996,13 @@
     <w:p>
       <w:pPr>
         <w:pStyle w:val="CaptionedFigure"/>
-        <w:keepLines/>
       </w:pPr>
       <w:r>
         <w:rPr>
           <w:noProof/>
         </w:rPr>
         <w:drawing>
-          <wp:inline distT="0" distB="0" distL="0" distR="0" wp14:anchorId="27B00C92" wp14:editId="27DF0CB1">
+          <wp:inline distT="0" distB="0" distL="0" distR="0" wp14:anchorId="7161C280" wp14:editId="4E6F8CFA">
             <wp:extent cx="5334000" cy="2353497"/>
             <wp:effectExtent l="0" t="0" r="0" b="0"/>
             <wp:docPr id="23" name="Picture" descr="그림 2. 대시보드"/>
@@ -6067,7 +6063,7 @@
         <w:pStyle w:val="2"/>
       </w:pPr>
       <w:bookmarkStart w:id="22" w:name="지표-카드"/>
-      <w:bookmarkStart w:id="23" w:name="_Toc232711125"/>
+      <w:bookmarkStart w:id="23" w:name="_Toc232711785"/>
       <w:r>
         <w:t xml:space="preserve">3.1 </w:t>
       </w:r>
@@ -6378,7 +6374,7 @@
         <w:pStyle w:val="2"/>
       </w:pPr>
       <w:bookmarkStart w:id="24" w:name="새-프로젝트-시작"/>
-      <w:bookmarkStart w:id="25" w:name="_Toc232711126"/>
+      <w:bookmarkStart w:id="25" w:name="_Toc232711786"/>
       <w:bookmarkEnd w:id="22"/>
       <w:r>
         <w:t xml:space="preserve">3.2 </w:t>
@@ -6501,7 +6497,7 @@
         <w:pStyle w:val="1"/>
       </w:pPr>
       <w:bookmarkStart w:id="26" w:name="프로젝트-생성-6단계-위저드"/>
-      <w:bookmarkStart w:id="27" w:name="_Toc232711127"/>
+      <w:bookmarkStart w:id="27" w:name="_Toc232711787"/>
       <w:bookmarkEnd w:id="20"/>
       <w:bookmarkEnd w:id="24"/>
       <w:r>
@@ -6754,14 +6750,13 @@
     <w:p>
       <w:pPr>
         <w:pStyle w:val="CaptionedFigure"/>
-        <w:keepLines/>
       </w:pPr>
       <w:r>
         <w:rPr>
           <w:noProof/>
         </w:rPr>
         <w:drawing>
-          <wp:inline distT="0" distB="0" distL="0" distR="0" wp14:anchorId="32F69900" wp14:editId="39585F68">
+          <wp:inline distT="0" distB="0" distL="0" distR="0" wp14:anchorId="288042FD" wp14:editId="5B96BA87">
             <wp:extent cx="5334000" cy="3098702"/>
             <wp:effectExtent l="0" t="0" r="0" b="0"/>
             <wp:docPr id="29" name="Picture" descr="그림 3. 새 프로젝트 — 시작 화면(템플릿 선택)"/>
@@ -7054,7 +7049,7 @@
         <w:pStyle w:val="2"/>
       </w:pPr>
       <w:bookmarkStart w:id="28" w:name="step-1-제품"/>
-      <w:bookmarkStart w:id="29" w:name="_Toc232711128"/>
+      <w:bookmarkStart w:id="29" w:name="_Toc232711788"/>
       <w:r>
         <w:lastRenderedPageBreak/>
         <w:t xml:space="preserve">4.1 Step 1 — </w:t>
@@ -7712,14 +7707,13 @@
     <w:p>
       <w:pPr>
         <w:pStyle w:val="CaptionedFigure"/>
-        <w:keepLines/>
       </w:pPr>
       <w:r>
         <w:rPr>
           <w:noProof/>
         </w:rPr>
         <w:drawing>
-          <wp:inline distT="0" distB="0" distL="0" distR="0" wp14:anchorId="0E50DA6C" wp14:editId="4ED81935">
+          <wp:inline distT="0" distB="0" distL="0" distR="0" wp14:anchorId="407EA5FC" wp14:editId="55B27F53">
             <wp:extent cx="5334000" cy="3043656"/>
             <wp:effectExtent l="0" t="0" r="0" b="0"/>
             <wp:docPr id="32" name="Picture" descr="그림 4. Step 1 — 제품 정보 입력"/>
@@ -7792,7 +7786,7 @@
         <w:pStyle w:val="2"/>
       </w:pPr>
       <w:bookmarkStart w:id="30" w:name="step-2-가격목표"/>
-      <w:bookmarkStart w:id="31" w:name="_Toc232711129"/>
+      <w:bookmarkStart w:id="31" w:name="_Toc232711789"/>
       <w:bookmarkEnd w:id="28"/>
       <w:r>
         <w:lastRenderedPageBreak/>
@@ -8423,14 +8417,13 @@
     <w:p>
       <w:pPr>
         <w:pStyle w:val="CaptionedFigure"/>
-        <w:keepLines/>
       </w:pPr>
       <w:r>
         <w:rPr>
           <w:noProof/>
         </w:rPr>
         <w:drawing>
-          <wp:inline distT="0" distB="0" distL="0" distR="0" wp14:anchorId="534BD407" wp14:editId="1F11FF37">
+          <wp:inline distT="0" distB="0" distL="0" distR="0" wp14:anchorId="3BCB77A2" wp14:editId="07B94B96">
             <wp:extent cx="5334000" cy="2547582"/>
             <wp:effectExtent l="0" t="0" r="0" b="0"/>
             <wp:docPr id="36" name="Picture" descr="그림 5. Step 2 — 가격·목표"/>
@@ -8497,7 +8490,7 @@
         <w:pStyle w:val="2"/>
       </w:pPr>
       <w:bookmarkStart w:id="32" w:name="step-3-진출-시장"/>
-      <w:bookmarkStart w:id="33" w:name="_Toc232711130"/>
+      <w:bookmarkStart w:id="33" w:name="_Toc232711790"/>
       <w:bookmarkEnd w:id="30"/>
       <w:r>
         <w:t xml:space="preserve">4.3 Step 3 — </w:t>
@@ -8946,14 +8939,13 @@
     <w:p>
       <w:pPr>
         <w:pStyle w:val="CaptionedFigure"/>
-        <w:keepLines/>
       </w:pPr>
       <w:r>
         <w:rPr>
           <w:noProof/>
         </w:rPr>
         <w:drawing>
-          <wp:inline distT="0" distB="0" distL="0" distR="0" wp14:anchorId="10789F53" wp14:editId="7E84EB6C">
+          <wp:inline distT="0" distB="0" distL="0" distR="0" wp14:anchorId="6A9562C7" wp14:editId="7FFB495A">
             <wp:extent cx="5334000" cy="2993813"/>
             <wp:effectExtent l="0" t="0" r="0" b="0"/>
             <wp:docPr id="40" name="Picture" descr="그림 6. Step 3 — 진출 시장 선택"/>
@@ -9026,7 +9018,7 @@
         <w:pStyle w:val="2"/>
       </w:pPr>
       <w:bookmarkStart w:id="34" w:name="step-4-경쟁사-선택"/>
-      <w:bookmarkStart w:id="35" w:name="_Toc232711131"/>
+      <w:bookmarkStart w:id="35" w:name="_Toc232711791"/>
       <w:bookmarkEnd w:id="32"/>
       <w:r>
         <w:t xml:space="preserve">4.4 Step 4 — </w:t>
@@ -9458,14 +9450,13 @@
     <w:p>
       <w:pPr>
         <w:pStyle w:val="CaptionedFigure"/>
-        <w:keepLines/>
       </w:pPr>
       <w:r>
         <w:rPr>
           <w:noProof/>
         </w:rPr>
         <w:drawing>
-          <wp:inline distT="0" distB="0" distL="0" distR="0" wp14:anchorId="4C4877E2" wp14:editId="132BF770">
+          <wp:inline distT="0" distB="0" distL="0" distR="0" wp14:anchorId="6639F276" wp14:editId="581780F1">
             <wp:extent cx="5334000" cy="2852043"/>
             <wp:effectExtent l="0" t="0" r="0" b="0"/>
             <wp:docPr id="44" name="Picture" descr="그림 7. Step 4 — 경쟁사"/>
@@ -9526,7 +9517,7 @@
         <w:pStyle w:val="2"/>
       </w:pPr>
       <w:bookmarkStart w:id="36" w:name="step-5-크리에이티브-선택"/>
-      <w:bookmarkStart w:id="37" w:name="_Toc232711132"/>
+      <w:bookmarkStart w:id="37" w:name="_Toc232711792"/>
       <w:bookmarkEnd w:id="34"/>
       <w:r>
         <w:t xml:space="preserve">4.5 Step 5 — </w:t>
@@ -9992,7 +9983,6 @@
     <w:p>
       <w:pPr>
         <w:pStyle w:val="CaptionedFigure"/>
-        <w:keepLines/>
       </w:pPr>
       <w:r>
         <w:rPr>
@@ -10000,7 +9990,7 @@
         </w:rPr>
         <w:lastRenderedPageBreak/>
         <w:drawing>
-          <wp:inline distT="0" distB="0" distL="0" distR="0" wp14:anchorId="18C05177" wp14:editId="25020A8A">
+          <wp:inline distT="0" distB="0" distL="0" distR="0" wp14:anchorId="18BA82DB" wp14:editId="463AD537">
             <wp:extent cx="5334000" cy="3141133"/>
             <wp:effectExtent l="0" t="0" r="0" b="0"/>
             <wp:docPr id="48" name="Picture" descr="그림 8. Step 5 — 크리에이티브"/>
@@ -10061,7 +10051,7 @@
         <w:pStyle w:val="2"/>
       </w:pPr>
       <w:bookmarkStart w:id="38" w:name="step-6-검토실행"/>
-      <w:bookmarkStart w:id="39" w:name="_Toc232711133"/>
+      <w:bookmarkStart w:id="39" w:name="_Toc232711793"/>
       <w:bookmarkEnd w:id="36"/>
       <w:r>
         <w:t xml:space="preserve">4.6 Step 6 — </w:t>
@@ -10190,7 +10180,7 @@
         <w:pStyle w:val="1"/>
       </w:pPr>
       <w:bookmarkStart w:id="40" w:name="시뮬레이션-실행-및-진행"/>
-      <w:bookmarkStart w:id="41" w:name="_Toc232711134"/>
+      <w:bookmarkStart w:id="41" w:name="_Toc232711794"/>
       <w:bookmarkEnd w:id="26"/>
       <w:bookmarkEnd w:id="38"/>
       <w:r>
@@ -10659,7 +10649,6 @@
     <w:p>
       <w:pPr>
         <w:pStyle w:val="CaptionedFigure"/>
-        <w:keepLines/>
       </w:pPr>
       <w:r>
         <w:rPr>
@@ -10667,7 +10656,7 @@
         </w:rPr>
         <w:lastRenderedPageBreak/>
         <w:drawing>
-          <wp:inline distT="0" distB="0" distL="0" distR="0" wp14:anchorId="5A5B0E79" wp14:editId="72471697">
+          <wp:inline distT="0" distB="0" distL="0" distR="0" wp14:anchorId="5A1267A9" wp14:editId="0F1F9F94">
             <wp:extent cx="5334000" cy="2432464"/>
             <wp:effectExtent l="0" t="0" r="0" b="0"/>
             <wp:docPr id="54" name="Picture" descr="그림 9. 시뮬레이션 진행 / 완료"/>
@@ -10740,7 +10729,7 @@
         <w:pStyle w:val="1"/>
       </w:pPr>
       <w:bookmarkStart w:id="42" w:name="결과-분석"/>
-      <w:bookmarkStart w:id="43" w:name="_Toc232711135"/>
+      <w:bookmarkStart w:id="43" w:name="_Toc232711795"/>
       <w:bookmarkEnd w:id="40"/>
       <w:r>
         <w:t xml:space="preserve">6. </w:t>
@@ -11541,7 +11530,7 @@
         <w:pStyle w:val="2"/>
       </w:pPr>
       <w:bookmarkStart w:id="44" w:name="페르소나-탭"/>
-      <w:bookmarkStart w:id="45" w:name="_Toc232711136"/>
+      <w:bookmarkStart w:id="45" w:name="_Toc232711796"/>
       <w:r>
         <w:t xml:space="preserve">6.1 </w:t>
       </w:r>
@@ -11696,14 +11685,13 @@
     <w:p>
       <w:pPr>
         <w:pStyle w:val="CaptionedFigure"/>
-        <w:keepLines/>
       </w:pPr>
       <w:r>
         <w:rPr>
           <w:noProof/>
         </w:rPr>
         <w:drawing>
-          <wp:inline distT="0" distB="0" distL="0" distR="0" wp14:anchorId="2C3A8882" wp14:editId="5C939B32">
+          <wp:inline distT="0" distB="0" distL="0" distR="0" wp14:anchorId="4B39BACB" wp14:editId="00BFE946">
             <wp:extent cx="5334000" cy="2388755"/>
             <wp:effectExtent l="0" t="0" r="0" b="0"/>
             <wp:docPr id="58" name="Picture" descr="그림 10. 결과 — 페르소나 통계·분포"/>
@@ -12011,7 +11999,6 @@
     <w:p>
       <w:pPr>
         <w:pStyle w:val="CaptionedFigure"/>
-        <w:keepLines/>
       </w:pPr>
       <w:r>
         <w:rPr>
@@ -12019,7 +12006,7 @@
         </w:rPr>
         <w:lastRenderedPageBreak/>
         <w:drawing>
-          <wp:inline distT="0" distB="0" distL="0" distR="0" wp14:anchorId="25B5C14E" wp14:editId="48C595A4">
+          <wp:inline distT="0" distB="0" distL="0" distR="0" wp14:anchorId="5D64C8A4" wp14:editId="7E722DD7">
             <wp:extent cx="5334000" cy="2860868"/>
             <wp:effectExtent l="0" t="0" r="0" b="0"/>
             <wp:docPr id="61" name="Picture" descr="그림 11. 결과 — 긍정/부정 페르소나의 목소리"/>
@@ -12104,7 +12091,7 @@
         <w:pStyle w:val="2"/>
       </w:pPr>
       <w:bookmarkStart w:id="46" w:name="시장-분석-탭"/>
-      <w:bookmarkStart w:id="47" w:name="_Toc232711137"/>
+      <w:bookmarkStart w:id="47" w:name="_Toc232711797"/>
       <w:bookmarkEnd w:id="44"/>
       <w:r>
         <w:t xml:space="preserve">6.2 </w:t>
@@ -12311,14 +12298,13 @@
     <w:p>
       <w:pPr>
         <w:pStyle w:val="CaptionedFigure"/>
-        <w:keepLines/>
       </w:pPr>
       <w:r>
         <w:rPr>
           <w:noProof/>
         </w:rPr>
         <w:drawing>
-          <wp:inline distT="0" distB="0" distL="0" distR="0" wp14:anchorId="5F0A9948" wp14:editId="34A73DCB">
+          <wp:inline distT="0" distB="0" distL="0" distR="0" wp14:anchorId="7D559CD8" wp14:editId="586F0187">
             <wp:extent cx="5334000" cy="2485429"/>
             <wp:effectExtent l="0" t="0" r="0" b="0"/>
             <wp:docPr id="65" name="Picture" descr="그림 12. 결과 — 시장 규모 및 경쟁자 분석"/>
@@ -12407,7 +12393,6 @@
     <w:p>
       <w:pPr>
         <w:pStyle w:val="CaptionedFigure"/>
-        <w:keepLines/>
       </w:pPr>
       <w:r>
         <w:rPr>
@@ -12415,7 +12400,7 @@
         </w:rPr>
         <w:lastRenderedPageBreak/>
         <w:drawing>
-          <wp:inline distT="0" distB="0" distL="0" distR="0" wp14:anchorId="0EFA5809" wp14:editId="35100918">
+          <wp:inline distT="0" distB="0" distL="0" distR="0" wp14:anchorId="359A8A03" wp14:editId="04AD5322">
             <wp:extent cx="5334000" cy="2713842"/>
             <wp:effectExtent l="0" t="0" r="0" b="0"/>
             <wp:docPr id="68" name="Picture" descr="그림 13. 결과 — 경쟁자 상세 비교"/>
@@ -12494,7 +12479,7 @@
         <w:pStyle w:val="2"/>
       </w:pPr>
       <w:bookmarkStart w:id="48" w:name="가격-탭"/>
-      <w:bookmarkStart w:id="49" w:name="_Toc232711138"/>
+      <w:bookmarkStart w:id="49" w:name="_Toc232711798"/>
       <w:bookmarkEnd w:id="46"/>
       <w:r>
         <w:t xml:space="preserve">6.3 </w:t>
@@ -12712,14 +12697,13 @@
     <w:p>
       <w:pPr>
         <w:pStyle w:val="CaptionedFigure"/>
-        <w:keepLines/>
       </w:pPr>
       <w:r>
         <w:rPr>
           <w:noProof/>
         </w:rPr>
         <w:drawing>
-          <wp:inline distT="0" distB="0" distL="0" distR="0" wp14:anchorId="43399D8F" wp14:editId="145E4780">
+          <wp:inline distT="0" distB="0" distL="0" distR="0" wp14:anchorId="085B021E" wp14:editId="266CE64F">
             <wp:extent cx="5334000" cy="2595080"/>
             <wp:effectExtent l="0" t="0" r="0" b="0"/>
             <wp:docPr id="72" name="Picture" descr="그림 14. 결과 — 가격 최적화"/>
@@ -12792,7 +12776,7 @@
         <w:pStyle w:val="2"/>
       </w:pPr>
       <w:bookmarkStart w:id="50" w:name="의사결정-탭"/>
-      <w:bookmarkStart w:id="51" w:name="_Toc232711139"/>
+      <w:bookmarkStart w:id="51" w:name="_Toc232711799"/>
       <w:bookmarkEnd w:id="48"/>
       <w:r>
         <w:lastRenderedPageBreak/>
@@ -13028,14 +13012,13 @@
     <w:p>
       <w:pPr>
         <w:pStyle w:val="CaptionedFigure"/>
-        <w:keepLines/>
       </w:pPr>
       <w:r>
         <w:rPr>
           <w:noProof/>
         </w:rPr>
         <w:drawing>
-          <wp:inline distT="0" distB="0" distL="0" distR="0" wp14:anchorId="7FE9B716" wp14:editId="4421D309">
+          <wp:inline distT="0" distB="0" distL="0" distR="0" wp14:anchorId="3ACC1B06" wp14:editId="4335831B">
             <wp:extent cx="5334000" cy="2652248"/>
             <wp:effectExtent l="0" t="0" r="0" b="0"/>
             <wp:docPr id="76" name="Picture" descr="그림 15. 결과 — 투자 요구치 + ROI"/>
@@ -13111,7 +13094,7 @@
         <w:pStyle w:val="2"/>
       </w:pPr>
       <w:bookmarkStart w:id="52" w:name="리스크-탭"/>
-      <w:bookmarkStart w:id="53" w:name="_Toc232711140"/>
+      <w:bookmarkStart w:id="53" w:name="_Toc232711800"/>
       <w:bookmarkEnd w:id="50"/>
       <w:r>
         <w:t xml:space="preserve">6.5 </w:t>
@@ -13279,7 +13262,6 @@
     <w:p>
       <w:pPr>
         <w:pStyle w:val="CaptionedFigure"/>
-        <w:keepLines/>
       </w:pPr>
       <w:r>
         <w:rPr>
@@ -13287,7 +13269,7 @@
         </w:rPr>
         <w:lastRenderedPageBreak/>
         <w:drawing>
-          <wp:inline distT="0" distB="0" distL="0" distR="0" wp14:anchorId="60A9C67A" wp14:editId="6C3017BA">
+          <wp:inline distT="0" distB="0" distL="0" distR="0" wp14:anchorId="76F3790C" wp14:editId="7577C42E">
             <wp:extent cx="5334000" cy="2672920"/>
             <wp:effectExtent l="0" t="0" r="0" b="0"/>
             <wp:docPr id="80" name="Picture" descr="그림 16. 결과 — 리스크 분석"/>
@@ -13360,7 +13342,7 @@
         <w:pStyle w:val="2"/>
       </w:pPr>
       <w:bookmarkStart w:id="54" w:name="추천-액션-탭"/>
-      <w:bookmarkStart w:id="55" w:name="_Toc232711141"/>
+      <w:bookmarkStart w:id="55" w:name="_Toc232711801"/>
       <w:bookmarkEnd w:id="52"/>
       <w:r>
         <w:t xml:space="preserve">6.6 </w:t>
@@ -13560,14 +13542,13 @@
     <w:p>
       <w:pPr>
         <w:pStyle w:val="CaptionedFigure"/>
-        <w:keepLines/>
       </w:pPr>
       <w:r>
         <w:rPr>
           <w:noProof/>
         </w:rPr>
         <w:drawing>
-          <wp:inline distT="0" distB="0" distL="0" distR="0" wp14:anchorId="0C0B1982" wp14:editId="20DE4919">
+          <wp:inline distT="0" distB="0" distL="0" distR="0" wp14:anchorId="0EAE1E9C" wp14:editId="48D910ED">
             <wp:extent cx="5334000" cy="2606687"/>
             <wp:effectExtent l="0" t="0" r="0" b="0"/>
             <wp:docPr id="84" name="Picture" descr="그림 17. 결과 — 추천 액션 우선순위 매트릭스"/>
@@ -13652,7 +13633,7 @@
         <w:pStyle w:val="2"/>
       </w:pPr>
       <w:bookmarkStart w:id="56" w:name="베타-피드백"/>
-      <w:bookmarkStart w:id="57" w:name="_Toc232711142"/>
+      <w:bookmarkStart w:id="57" w:name="_Toc232711802"/>
       <w:bookmarkEnd w:id="54"/>
       <w:r>
         <w:lastRenderedPageBreak/>
@@ -13858,7 +13839,7 @@
         <w:pStyle w:val="1"/>
       </w:pPr>
       <w:bookmarkStart w:id="58" w:name="페르소나에게-질문하기"/>
-      <w:bookmarkStart w:id="59" w:name="_Toc232711143"/>
+      <w:bookmarkStart w:id="59" w:name="_Toc232711803"/>
       <w:bookmarkEnd w:id="42"/>
       <w:bookmarkEnd w:id="56"/>
       <w:r>
@@ -14123,14 +14104,13 @@
     <w:p>
       <w:pPr>
         <w:pStyle w:val="CaptionedFigure"/>
-        <w:keepLines/>
       </w:pPr>
       <w:r>
         <w:rPr>
           <w:noProof/>
         </w:rPr>
         <w:drawing>
-          <wp:inline distT="0" distB="0" distL="0" distR="0" wp14:anchorId="0AA718C1" wp14:editId="476D6154">
+          <wp:inline distT="0" distB="0" distL="0" distR="0" wp14:anchorId="4A6B2E29" wp14:editId="0CD6C17A">
             <wp:extent cx="5334000" cy="3004246"/>
             <wp:effectExtent l="0" t="0" r="0" b="0"/>
             <wp:docPr id="90" name="Picture" descr="그림 18. 페르소나 Q&amp;A"/>
@@ -14194,7 +14174,7 @@
         <w:pStyle w:val="1"/>
       </w:pPr>
       <w:bookmarkStart w:id="60" w:name="pdf-리포트"/>
-      <w:bookmarkStart w:id="61" w:name="_Toc232711144"/>
+      <w:bookmarkStart w:id="61" w:name="_Toc232711804"/>
       <w:bookmarkEnd w:id="58"/>
       <w:r>
         <w:t xml:space="preserve">8. PDF </w:t>
@@ -14719,7 +14699,6 @@
     <w:p>
       <w:pPr>
         <w:pStyle w:val="CaptionedFigure"/>
-        <w:keepLines/>
       </w:pPr>
       <w:r>
         <w:rPr>
@@ -14727,7 +14706,7 @@
         </w:rPr>
         <w:lastRenderedPageBreak/>
         <w:drawing>
-          <wp:inline distT="0" distB="0" distL="0" distR="0" wp14:anchorId="4A3BBCB7" wp14:editId="70C39337">
+          <wp:inline distT="0" distB="0" distL="0" distR="0" wp14:anchorId="25C90BFC" wp14:editId="2CDD91E6">
             <wp:extent cx="5334000" cy="4456591"/>
             <wp:effectExtent l="0" t="0" r="0" b="0"/>
             <wp:docPr id="94" name="Picture" descr="그림 19. PDF 리포트 — 종합 의견"/>
@@ -14798,7 +14777,6 @@
     <w:p>
       <w:pPr>
         <w:pStyle w:val="CaptionedFigure"/>
-        <w:keepLines/>
       </w:pPr>
       <w:r>
         <w:rPr>
@@ -14806,7 +14784,7 @@
         </w:rPr>
         <w:lastRenderedPageBreak/>
         <w:drawing>
-          <wp:inline distT="0" distB="0" distL="0" distR="0" wp14:anchorId="19F3A3E9" wp14:editId="32E3F018">
+          <wp:inline distT="0" distB="0" distL="0" distR="0" wp14:anchorId="4B32E5BE" wp14:editId="7AA484E8">
             <wp:extent cx="5334000" cy="4498358"/>
             <wp:effectExtent l="0" t="0" r="0" b="0"/>
             <wp:docPr id="97" name="Picture" descr="그림 20. PDF 리포트 — GTM 전략 / 30·60·90일 타임라인"/>
@@ -14885,7 +14863,7 @@
         <w:pStyle w:val="1"/>
       </w:pPr>
       <w:bookmarkStart w:id="62" w:name="설정"/>
-      <w:bookmarkStart w:id="63" w:name="_Toc232711145"/>
+      <w:bookmarkStart w:id="63" w:name="_Toc232711805"/>
       <w:bookmarkEnd w:id="60"/>
       <w:r>
         <w:t xml:space="preserve">9. </w:t>
@@ -15259,7 +15237,6 @@
     <w:p>
       <w:pPr>
         <w:pStyle w:val="CaptionedFigure"/>
-        <w:keepLines/>
       </w:pPr>
       <w:r>
         <w:rPr>
@@ -15267,7 +15244,7 @@
         </w:rPr>
         <w:lastRenderedPageBreak/>
         <w:drawing>
-          <wp:inline distT="0" distB="0" distL="0" distR="0" wp14:anchorId="6D7EA960" wp14:editId="2F34ADDB">
+          <wp:inline distT="0" distB="0" distL="0" distR="0" wp14:anchorId="148BC526" wp14:editId="511708DD">
             <wp:extent cx="5334000" cy="2706000"/>
             <wp:effectExtent l="0" t="0" r="0" b="0"/>
             <wp:docPr id="101" name="Picture" descr="그림 21. 설정"/>
@@ -15328,7 +15305,7 @@
         <w:pStyle w:val="1"/>
       </w:pPr>
       <w:bookmarkStart w:id="64" w:name="자주-묻는-질문-faq"/>
-      <w:bookmarkStart w:id="65" w:name="_Toc232711146"/>
+      <w:bookmarkStart w:id="65" w:name="_Toc232711806"/>
       <w:bookmarkEnd w:id="62"/>
       <w:r>
         <w:t xml:space="preserve">10. </w:t>
@@ -16198,7 +16175,7 @@
         <w:pStyle w:val="1"/>
       </w:pPr>
       <w:bookmarkStart w:id="66" w:name="문제-해결-트러블슈팅"/>
-      <w:bookmarkStart w:id="67" w:name="_Toc232711147"/>
+      <w:bookmarkStart w:id="67" w:name="_Toc232711807"/>
       <w:bookmarkEnd w:id="64"/>
       <w:r>
         <w:t xml:space="preserve">11. </w:t>
@@ -16784,7 +16761,7 @@
         <w:pStyle w:val="1"/>
       </w:pPr>
       <w:bookmarkStart w:id="68" w:name="용어집"/>
-      <w:bookmarkStart w:id="69" w:name="_Toc232711148"/>
+      <w:bookmarkStart w:id="69" w:name="_Toc232711808"/>
       <w:bookmarkEnd w:id="66"/>
       <w:r>
         <w:t xml:space="preserve">12. </w:t>
@@ -17418,7 +17395,7 @@
         <w:pStyle w:val="1"/>
       </w:pPr>
       <w:bookmarkStart w:id="70" w:name="지원-및-문의"/>
-      <w:bookmarkStart w:id="71" w:name="_Toc232711149"/>
+      <w:bookmarkStart w:id="71" w:name="_Toc232711809"/>
       <w:bookmarkEnd w:id="68"/>
       <w:r>
         <w:t xml:space="preserve">13. </w:t>
@@ -17581,17 +17558,6 @@
       </w:r>
       <w:r>
         <w:t>.</w:t>
-      </w:r>
-    </w:p>
-    <w:p>
-      <w:pPr>
-        <w:keepNext/>
-        <w:keepLines/>
-      </w:pPr>
-      <w:r>
-        <w:pict w14:anchorId="12FE6648">
-          <v:rect id="_x0000_i1025" style="width:0;height:1.5pt" o:hralign="center" o:hrstd="t" o:hr="t"/>
-        </w:pict>
       </w:r>
     </w:p>
     <w:p>
@@ -18008,7 +17974,7 @@
   <w:abstractNum w:abstractNumId="0" w15:restartNumberingAfterBreak="0">
     <w:nsid w:val="0000A990"/>
     <w:multiLevelType w:val="multilevel"/>
-    <w:tmpl w:val="69EC02CC"/>
+    <w:tmpl w:val="38AC87A2"/>
     <w:lvl w:ilvl="0">
       <w:numFmt w:val="bullet"/>
       <w:lvlText w:val=" "/>
@@ -18085,7 +18051,7 @@
   <w:abstractNum w:abstractNumId="1" w15:restartNumberingAfterBreak="0">
     <w:nsid w:val="0000A991"/>
     <w:multiLevelType w:val="multilevel"/>
-    <w:tmpl w:val="05EEE0F8"/>
+    <w:tmpl w:val="EA22BAE0"/>
     <w:lvl w:ilvl="0">
       <w:numFmt w:val="bullet"/>
       <w:lvlText w:val=""/>
@@ -18189,7 +18155,7 @@
   <w:abstractNum w:abstractNumId="2" w15:restartNumberingAfterBreak="0">
     <w:nsid w:val="00A99411"/>
     <w:multiLevelType w:val="multilevel"/>
-    <w:tmpl w:val="1EB46A18"/>
+    <w:tmpl w:val="E48EC928"/>
     <w:lvl w:ilvl="0">
       <w:start w:val="1"/>
       <w:numFmt w:val="decimal"/>
@@ -18272,16 +18238,16 @@
       </w:pPr>
     </w:lvl>
   </w:abstractNum>
-  <w:num w:numId="1" w16cid:durableId="818770324">
+  <w:num w:numId="1" w16cid:durableId="16659627">
     <w:abstractNumId w:val="0"/>
   </w:num>
-  <w:num w:numId="2" w16cid:durableId="1876892058">
+  <w:num w:numId="2" w16cid:durableId="1009986564">
     <w:abstractNumId w:val="1"/>
   </w:num>
-  <w:num w:numId="3" w16cid:durableId="74938486">
+  <w:num w:numId="3" w16cid:durableId="871725304">
     <w:abstractNumId w:val="1"/>
   </w:num>
-  <w:num w:numId="4" w16cid:durableId="603609814">
+  <w:num w:numId="4" w16cid:durableId="600917232">
     <w:abstractNumId w:val="2"/>
     <w:lvlOverride w:ilvl="0">
       <w:startOverride w:val="1"/>
@@ -18311,10 +18277,10 @@
       <w:startOverride w:val="1"/>
     </w:lvlOverride>
   </w:num>
-  <w:num w:numId="5" w16cid:durableId="1272396182">
+  <w:num w:numId="5" w16cid:durableId="529687728">
     <w:abstractNumId w:val="1"/>
   </w:num>
-  <w:num w:numId="6" w16cid:durableId="388652334">
+  <w:num w:numId="6" w16cid:durableId="482963451">
     <w:abstractNumId w:val="2"/>
     <w:lvlOverride w:ilvl="0">
       <w:startOverride w:val="1"/>
@@ -18344,16 +18310,16 @@
       <w:startOverride w:val="1"/>
     </w:lvlOverride>
   </w:num>
-  <w:num w:numId="7" w16cid:durableId="1247156230">
+  <w:num w:numId="7" w16cid:durableId="729764781">
     <w:abstractNumId w:val="1"/>
   </w:num>
-  <w:num w:numId="8" w16cid:durableId="1534688242">
+  <w:num w:numId="8" w16cid:durableId="1244945996">
     <w:abstractNumId w:val="1"/>
   </w:num>
-  <w:num w:numId="9" w16cid:durableId="1932200132">
+  <w:num w:numId="9" w16cid:durableId="880896699">
     <w:abstractNumId w:val="1"/>
   </w:num>
-  <w:num w:numId="10" w16cid:durableId="894857903">
+  <w:num w:numId="10" w16cid:durableId="757487609">
     <w:abstractNumId w:val="1"/>
   </w:num>
 </w:numbering>
@@ -19575,7 +19541,7 @@
     <w:name w:val="header"/>
     <w:basedOn w:val="a"/>
     <w:link w:val="Char2"/>
-    <w:rsid w:val="0024165D"/>
+    <w:rsid w:val="001228F8"/>
     <w:pPr>
       <w:tabs>
         <w:tab w:val="center" w:pos="4513"/>
@@ -19588,13 +19554,13 @@
     <w:name w:val="머리글 Char"/>
     <w:basedOn w:val="a1"/>
     <w:link w:val="ad"/>
-    <w:rsid w:val="0024165D"/>
+    <w:rsid w:val="001228F8"/>
   </w:style>
   <w:style w:type="paragraph" w:styleId="ae">
     <w:name w:val="footer"/>
     <w:basedOn w:val="a"/>
     <w:link w:val="Char3"/>
-    <w:rsid w:val="0024165D"/>
+    <w:rsid w:val="001228F8"/>
     <w:pPr>
       <w:tabs>
         <w:tab w:val="center" w:pos="4513"/>
@@ -19607,7 +19573,7 @@
     <w:name w:val="바닥글 Char"/>
     <w:basedOn w:val="a1"/>
     <w:link w:val="ae"/>
-    <w:rsid w:val="0024165D"/>
+    <w:rsid w:val="001228F8"/>
   </w:style>
   <w:style w:type="paragraph" w:styleId="10">
     <w:name w:val="toc 1"/>
@@ -19615,7 +19581,7 @@
     <w:next w:val="a"/>
     <w:autoRedefine/>
     <w:uiPriority w:val="39"/>
-    <w:rsid w:val="0024165D"/>
+    <w:rsid w:val="001228F8"/>
   </w:style>
   <w:style w:type="paragraph" w:styleId="20">
     <w:name w:val="toc 2"/>
@@ -19623,7 +19589,7 @@
     <w:next w:val="a"/>
     <w:autoRedefine/>
     <w:uiPriority w:val="39"/>
-    <w:rsid w:val="0024165D"/>
+    <w:rsid w:val="001228F8"/>
     <w:pPr>
       <w:ind w:leftChars="200" w:left="425"/>
     </w:pPr>
@@ -19631,7 +19597,7 @@
   <w:style w:type="character" w:styleId="af">
     <w:name w:val="page number"/>
     <w:basedOn w:val="a1"/>
-    <w:rsid w:val="0024165D"/>
+    <w:rsid w:val="001228F8"/>
   </w:style>
 </w:styles>
 </file>

--- a/docs/manual/Market Twin 사용자매뉴얼(최종).docx
+++ b/docs/manual/Market Twin 사용자매뉴얼(최종).docx
@@ -11,16 +11,16 @@
           <w:noProof/>
         </w:rPr>
         <w:drawing>
-          <wp:inline distT="0" distB="0" distL="0" distR="0" wp14:anchorId="73E86DF6" wp14:editId="39A00B6D">
+          <wp:inline distT="0" distB="0" distL="0" distR="0" wp14:anchorId="3D9F5CB2" wp14:editId="198D389A">
             <wp:extent cx="1397000" cy="1397000"/>
             <wp:effectExtent l="0" t="0" r="0" b="0"/>
-            <wp:docPr id="407446345" name="그림 1"/>
+            <wp:docPr id="2010277730" name="그림 1"/>
             <wp:cNvGraphicFramePr/>
             <a:graphic xmlns:a="http://schemas.openxmlformats.org/drawingml/2006/main">
               <a:graphicData uri="http://schemas.openxmlformats.org/drawingml/2006/picture">
                 <pic:pic xmlns:pic="http://schemas.openxmlformats.org/drawingml/2006/picture">
                   <pic:nvPicPr>
-                    <pic:cNvPr id="407446345" name=""/>
+                    <pic:cNvPr id="2010277730" name=""/>
                     <pic:cNvPicPr/>
                   </pic:nvPicPr>
                   <pic:blipFill>
@@ -212,7 +212,7 @@
         <w:rPr>
           <w:noProof/>
         </w:rPr>
-        <w:instrText xml:space="preserve"> PAGEREF _Toc232712625 \h </w:instrText>
+        <w:instrText xml:space="preserve"> PAGEREF _Toc232782494 \h </w:instrText>
       </w:r>
       <w:r>
         <w:rPr>
@@ -280,7 +280,7 @@
         <w:rPr>
           <w:noProof/>
         </w:rPr>
-        <w:instrText xml:space="preserve"> PAGEREF _Toc232712626 \h </w:instrText>
+        <w:instrText xml:space="preserve"> PAGEREF _Toc232782495 \h </w:instrText>
       </w:r>
       <w:r>
         <w:rPr>
@@ -361,7 +361,7 @@
         <w:rPr>
           <w:noProof/>
         </w:rPr>
-        <w:instrText xml:space="preserve"> PAGEREF _Toc232712627 \h </w:instrText>
+        <w:instrText xml:space="preserve"> PAGEREF _Toc232782496 \h </w:instrText>
       </w:r>
       <w:r>
         <w:rPr>
@@ -442,7 +442,7 @@
         <w:rPr>
           <w:noProof/>
         </w:rPr>
-        <w:instrText xml:space="preserve"> PAGEREF _Toc232712628 \h </w:instrText>
+        <w:instrText xml:space="preserve"> PAGEREF _Toc232782497 \h </w:instrText>
       </w:r>
       <w:r>
         <w:rPr>
@@ -523,7 +523,7 @@
         <w:rPr>
           <w:noProof/>
         </w:rPr>
-        <w:instrText xml:space="preserve"> PAGEREF _Toc232712629 \h </w:instrText>
+        <w:instrText xml:space="preserve"> PAGEREF _Toc232782498 \h </w:instrText>
       </w:r>
       <w:r>
         <w:rPr>
@@ -604,7 +604,7 @@
         <w:rPr>
           <w:noProof/>
         </w:rPr>
-        <w:instrText xml:space="preserve"> PAGEREF _Toc232712630 \h </w:instrText>
+        <w:instrText xml:space="preserve"> PAGEREF _Toc232782499 \h </w:instrText>
       </w:r>
       <w:r>
         <w:rPr>
@@ -672,7 +672,7 @@
         <w:rPr>
           <w:noProof/>
         </w:rPr>
-        <w:instrText xml:space="preserve"> PAGEREF _Toc232712631 \h </w:instrText>
+        <w:instrText xml:space="preserve"> PAGEREF _Toc232782500 \h </w:instrText>
       </w:r>
       <w:r>
         <w:rPr>
@@ -765,7 +765,7 @@
         <w:rPr>
           <w:noProof/>
         </w:rPr>
-        <w:instrText xml:space="preserve"> PAGEREF _Toc232712632 \h </w:instrText>
+        <w:instrText xml:space="preserve"> PAGEREF _Toc232782501 \h </w:instrText>
       </w:r>
       <w:r>
         <w:rPr>
@@ -846,7 +846,7 @@
         <w:rPr>
           <w:noProof/>
         </w:rPr>
-        <w:instrText xml:space="preserve"> PAGEREF _Toc232712633 \h </w:instrText>
+        <w:instrText xml:space="preserve"> PAGEREF _Toc232782502 \h </w:instrText>
       </w:r>
       <w:r>
         <w:rPr>
@@ -915,7 +915,7 @@
         <w:rPr>
           <w:noProof/>
         </w:rPr>
-        <w:instrText xml:space="preserve"> PAGEREF _Toc232712634 \h </w:instrText>
+        <w:instrText xml:space="preserve"> PAGEREF _Toc232782503 \h </w:instrText>
       </w:r>
       <w:r>
         <w:rPr>
@@ -983,7 +983,7 @@
         <w:rPr>
           <w:noProof/>
         </w:rPr>
-        <w:instrText xml:space="preserve"> PAGEREF _Toc232712635 \h </w:instrText>
+        <w:instrText xml:space="preserve"> PAGEREF _Toc232782504 \h </w:instrText>
       </w:r>
       <w:r>
         <w:rPr>
@@ -1101,7 +1101,7 @@
         <w:rPr>
           <w:noProof/>
         </w:rPr>
-        <w:instrText xml:space="preserve"> PAGEREF _Toc232712636 \h </w:instrText>
+        <w:instrText xml:space="preserve"> PAGEREF _Toc232782505 \h </w:instrText>
       </w:r>
       <w:r>
         <w:rPr>
@@ -1224,7 +1224,7 @@
         <w:rPr>
           <w:noProof/>
         </w:rPr>
-        <w:instrText xml:space="preserve"> PAGEREF _Toc232712637 \h </w:instrText>
+        <w:instrText xml:space="preserve"> PAGEREF _Toc232782506 \h </w:instrText>
       </w:r>
       <w:r>
         <w:rPr>
@@ -1317,7 +1317,7 @@
         <w:rPr>
           <w:noProof/>
         </w:rPr>
-        <w:instrText xml:space="preserve"> PAGEREF _Toc232712638 \h </w:instrText>
+        <w:instrText xml:space="preserve"> PAGEREF _Toc232782507 \h </w:instrText>
       </w:r>
       <w:r>
         <w:rPr>
@@ -1427,7 +1427,7 @@
         <w:rPr>
           <w:noProof/>
         </w:rPr>
-        <w:instrText xml:space="preserve"> PAGEREF _Toc232712639 \h </w:instrText>
+        <w:instrText xml:space="preserve"> PAGEREF _Toc232782508 \h </w:instrText>
       </w:r>
       <w:r>
         <w:rPr>
@@ -1496,7 +1496,7 @@
         <w:rPr>
           <w:noProof/>
         </w:rPr>
-        <w:instrText xml:space="preserve"> PAGEREF _Toc232712640 \h </w:instrText>
+        <w:instrText xml:space="preserve"> PAGEREF _Toc232782509 \h </w:instrText>
       </w:r>
       <w:r>
         <w:rPr>
@@ -1577,7 +1577,7 @@
         <w:rPr>
           <w:noProof/>
         </w:rPr>
-        <w:instrText xml:space="preserve"> PAGEREF _Toc232712641 \h </w:instrText>
+        <w:instrText xml:space="preserve"> PAGEREF _Toc232782510 \h </w:instrText>
       </w:r>
       <w:r>
         <w:rPr>
@@ -1658,7 +1658,7 @@
         <w:rPr>
           <w:noProof/>
         </w:rPr>
-        <w:instrText xml:space="preserve"> PAGEREF _Toc232712642 \h </w:instrText>
+        <w:instrText xml:space="preserve"> PAGEREF _Toc232782511 \h </w:instrText>
       </w:r>
       <w:r>
         <w:rPr>
@@ -1745,7 +1745,7 @@
         <w:rPr>
           <w:noProof/>
         </w:rPr>
-        <w:instrText xml:space="preserve"> PAGEREF _Toc232712643 \h </w:instrText>
+        <w:instrText xml:space="preserve"> PAGEREF _Toc232782512 \h </w:instrText>
       </w:r>
       <w:r>
         <w:rPr>
@@ -1832,7 +1832,7 @@
         <w:rPr>
           <w:noProof/>
         </w:rPr>
-        <w:instrText xml:space="preserve"> PAGEREF _Toc232712644 \h </w:instrText>
+        <w:instrText xml:space="preserve"> PAGEREF _Toc232782513 \h </w:instrText>
       </w:r>
       <w:r>
         <w:rPr>
@@ -1913,7 +1913,7 @@
         <w:rPr>
           <w:noProof/>
         </w:rPr>
-        <w:instrText xml:space="preserve"> PAGEREF _Toc232712645 \h </w:instrText>
+        <w:instrText xml:space="preserve"> PAGEREF _Toc232782514 \h </w:instrText>
       </w:r>
       <w:r>
         <w:rPr>
@@ -2017,7 +2017,7 @@
         <w:rPr>
           <w:noProof/>
         </w:rPr>
-        <w:instrText xml:space="preserve"> PAGEREF _Toc232712646 \h </w:instrText>
+        <w:instrText xml:space="preserve"> PAGEREF _Toc232782515 \h </w:instrText>
       </w:r>
       <w:r>
         <w:rPr>
@@ -2097,7 +2097,7 @@
         <w:rPr>
           <w:noProof/>
         </w:rPr>
-        <w:instrText xml:space="preserve"> PAGEREF _Toc232712647 \h </w:instrText>
+        <w:instrText xml:space="preserve"> PAGEREF _Toc232782516 \h </w:instrText>
       </w:r>
       <w:r>
         <w:rPr>
@@ -2178,7 +2178,7 @@
         <w:rPr>
           <w:noProof/>
         </w:rPr>
-        <w:instrText xml:space="preserve"> PAGEREF _Toc232712648 \h </w:instrText>
+        <w:instrText xml:space="preserve"> PAGEREF _Toc232782517 \h </w:instrText>
       </w:r>
       <w:r>
         <w:rPr>
@@ -2271,7 +2271,7 @@
         <w:rPr>
           <w:noProof/>
         </w:rPr>
-        <w:instrText xml:space="preserve"> PAGEREF _Toc232712649 \h </w:instrText>
+        <w:instrText xml:space="preserve"> PAGEREF _Toc232782518 \h </w:instrText>
       </w:r>
       <w:r>
         <w:rPr>
@@ -2352,7 +2352,7 @@
         <w:rPr>
           <w:noProof/>
         </w:rPr>
-        <w:instrText xml:space="preserve"> PAGEREF _Toc232712650 \h </w:instrText>
+        <w:instrText xml:space="preserve"> PAGEREF _Toc232782519 \h </w:instrText>
       </w:r>
       <w:r>
         <w:rPr>
@@ -2433,7 +2433,7 @@
         <w:rPr>
           <w:noProof/>
         </w:rPr>
-        <w:instrText xml:space="preserve"> PAGEREF _Toc232712651 \h </w:instrText>
+        <w:instrText xml:space="preserve"> PAGEREF _Toc232782520 \h </w:instrText>
       </w:r>
       <w:r>
         <w:rPr>
@@ -2514,7 +2514,7 @@
         <w:rPr>
           <w:noProof/>
         </w:rPr>
-        <w:instrText xml:space="preserve"> PAGEREF _Toc232712652 \h </w:instrText>
+        <w:instrText xml:space="preserve"> PAGEREF _Toc232782521 \h </w:instrText>
       </w:r>
       <w:r>
         <w:rPr>
@@ -2607,7 +2607,7 @@
         <w:rPr>
           <w:noProof/>
         </w:rPr>
-        <w:instrText xml:space="preserve"> PAGEREF _Toc232712653 \h </w:instrText>
+        <w:instrText xml:space="preserve"> PAGEREF _Toc232782522 \h </w:instrText>
       </w:r>
       <w:r>
         <w:rPr>
@@ -2688,7 +2688,7 @@
         <w:rPr>
           <w:noProof/>
         </w:rPr>
-        <w:instrText xml:space="preserve"> PAGEREF _Toc232712654 \h </w:instrText>
+        <w:instrText xml:space="preserve"> PAGEREF _Toc232782523 \h </w:instrText>
       </w:r>
       <w:r>
         <w:rPr>
@@ -2775,7 +2775,7 @@
           <w:noProof/>
         </w:rPr>
         <w:lastRenderedPageBreak/>
-        <w:instrText xml:space="preserve">2712655 \h </w:instrText>
+        <w:instrText xml:space="preserve">2782524 \h </w:instrText>
       </w:r>
       <w:r>
         <w:rPr>
@@ -2843,7 +2843,7 @@
         <w:rPr>
           <w:noProof/>
         </w:rPr>
-        <w:instrText xml:space="preserve"> PAGEREF _Toc232712656 \h </w:instrText>
+        <w:instrText xml:space="preserve"> PAGEREF _Toc232782525 \h </w:instrText>
       </w:r>
       <w:r>
         <w:rPr>
@@ -2911,7 +2911,7 @@
         <w:rPr>
           <w:noProof/>
         </w:rPr>
-        <w:instrText xml:space="preserve"> PAGEREF _Toc232712657 \h </w:instrText>
+        <w:instrText xml:space="preserve"> PAGEREF _Toc232782526 \h </w:instrText>
       </w:r>
       <w:r>
         <w:rPr>
@@ -3009,7 +3009,7 @@
         <w:rPr>
           <w:noProof/>
         </w:rPr>
-        <w:instrText xml:space="preserve"> PAGEREF _Toc232712658 \h </w:instrText>
+        <w:instrText xml:space="preserve"> PAGEREF _Toc232782527 \h </w:instrText>
       </w:r>
       <w:r>
         <w:rPr>
@@ -3107,7 +3107,7 @@
         <w:rPr>
           <w:noProof/>
         </w:rPr>
-        <w:instrText xml:space="preserve"> PAGEREF _Toc232712659 \h </w:instrText>
+        <w:instrText xml:space="preserve"> PAGEREF _Toc232782528 \h </w:instrText>
       </w:r>
       <w:r>
         <w:rPr>
@@ -3175,7 +3175,7 @@
         <w:rPr>
           <w:noProof/>
         </w:rPr>
-        <w:instrText xml:space="preserve"> PAGEREF _Toc232712660 \h </w:instrText>
+        <w:instrText xml:space="preserve"> PAGEREF _Toc232782529 \h </w:instrText>
       </w:r>
       <w:r>
         <w:rPr>
@@ -3267,7 +3267,7 @@
         <w:rPr>
           <w:noProof/>
         </w:rPr>
-        <w:instrText xml:space="preserve"> PAGEREF _Toc232712661 \h </w:instrText>
+        <w:instrText xml:space="preserve"> PAGEREF _Toc232782530 \h </w:instrText>
       </w:r>
       <w:r>
         <w:rPr>
@@ -3300,7 +3300,7 @@
       <w:r>
         <w:fldChar w:fldCharType="end"/>
       </w:r>
-      <w:bookmarkStart w:id="1" w:name="_Toc232712625"/>
+      <w:bookmarkStart w:id="1" w:name="_Toc232782494"/>
       <w:r>
         <w:t>문서</w:t>
       </w:r>
@@ -3783,7 +3783,7 @@
         <w:pStyle w:val="1"/>
       </w:pPr>
       <w:bookmarkStart w:id="2" w:name="소개"/>
-      <w:bookmarkStart w:id="3" w:name="_Toc232712626"/>
+      <w:bookmarkStart w:id="3" w:name="_Toc232782495"/>
       <w:bookmarkEnd w:id="0"/>
       <w:r>
         <w:t xml:space="preserve">1. </w:t>
@@ -3798,7 +3798,7 @@
         <w:pStyle w:val="2"/>
       </w:pPr>
       <w:bookmarkStart w:id="4" w:name="제품-개요"/>
-      <w:bookmarkStart w:id="5" w:name="_Toc232712627"/>
+      <w:bookmarkStart w:id="5" w:name="_Toc232782496"/>
       <w:r>
         <w:t xml:space="preserve">1.1 </w:t>
       </w:r>
@@ -4076,14 +4076,7 @@
           <w:b/>
           <w:bCs/>
         </w:rPr>
-        <w:t>몇</w:t>
-      </w:r>
-      <w:r>
-        <w:rPr>
-          <w:b/>
-          <w:bCs/>
-        </w:rPr>
-        <w:t xml:space="preserve"> </w:t>
+        <w:t>5~6</w:t>
       </w:r>
       <w:r>
         <w:rPr>
@@ -4283,7 +4276,7 @@
         <w:pStyle w:val="2"/>
       </w:pPr>
       <w:bookmarkStart w:id="6" w:name="핵심-가치"/>
-      <w:bookmarkStart w:id="7" w:name="_Toc232712628"/>
+      <w:bookmarkStart w:id="7" w:name="_Toc232782497"/>
       <w:bookmarkEnd w:id="4"/>
       <w:r>
         <w:t xml:space="preserve">1.2 </w:t>
@@ -4634,7 +4627,7 @@
         <w:pStyle w:val="2"/>
       </w:pPr>
       <w:bookmarkStart w:id="8" w:name="대상-사용자"/>
-      <w:bookmarkStart w:id="9" w:name="_Toc232712629"/>
+      <w:bookmarkStart w:id="9" w:name="_Toc232782498"/>
       <w:bookmarkEnd w:id="6"/>
       <w:r>
         <w:t xml:space="preserve">1.3 </w:t>
@@ -4796,7 +4789,7 @@
         <w:pStyle w:val="2"/>
       </w:pPr>
       <w:bookmarkStart w:id="10" w:name="이용-환경"/>
-      <w:bookmarkStart w:id="11" w:name="_Toc232712630"/>
+      <w:bookmarkStart w:id="11" w:name="_Toc232782499"/>
       <w:bookmarkEnd w:id="8"/>
       <w:r>
         <w:t xml:space="preserve">1.4 </w:t>
@@ -4943,7 +4936,7 @@
         <w:pStyle w:val="1"/>
       </w:pPr>
       <w:bookmarkStart w:id="12" w:name="시작하기"/>
-      <w:bookmarkStart w:id="13" w:name="_Toc232712631"/>
+      <w:bookmarkStart w:id="13" w:name="_Toc232782500"/>
       <w:bookmarkEnd w:id="2"/>
       <w:bookmarkEnd w:id="10"/>
       <w:r>
@@ -4960,7 +4953,7 @@
         <w:pStyle w:val="2"/>
       </w:pPr>
       <w:bookmarkStart w:id="14" w:name="접속-및-회원가입"/>
-      <w:bookmarkStart w:id="15" w:name="_Toc232712632"/>
+      <w:bookmarkStart w:id="15" w:name="_Toc232782501"/>
       <w:r>
         <w:t xml:space="preserve">2.1 </w:t>
       </w:r>
@@ -5269,7 +5262,7 @@
           <w:noProof/>
         </w:rPr>
         <w:drawing>
-          <wp:inline distT="0" distB="0" distL="0" distR="0" wp14:anchorId="43EDBF8B" wp14:editId="12DA0D97">
+          <wp:inline distT="0" distB="0" distL="0" distR="0" wp14:anchorId="69357851" wp14:editId="43559916">
             <wp:extent cx="5334000" cy="2765209"/>
             <wp:effectExtent l="0" t="0" r="0" b="0"/>
             <wp:docPr id="16" name="Picture" descr="로그인 / 제품 소개 화면"/>
@@ -5342,7 +5335,7 @@
         <w:pStyle w:val="2"/>
       </w:pPr>
       <w:bookmarkStart w:id="16" w:name="이메일-인증"/>
-      <w:bookmarkStart w:id="17" w:name="_Toc232712633"/>
+      <w:bookmarkStart w:id="17" w:name="_Toc232782502"/>
       <w:bookmarkEnd w:id="14"/>
       <w:r>
         <w:t xml:space="preserve">2.2 </w:t>
@@ -5803,7 +5796,7 @@
         <w:pStyle w:val="2"/>
       </w:pPr>
       <w:bookmarkStart w:id="18" w:name="로그인"/>
-      <w:bookmarkStart w:id="19" w:name="_Toc232712634"/>
+      <w:bookmarkStart w:id="19" w:name="_Toc232782503"/>
       <w:bookmarkEnd w:id="16"/>
       <w:r>
         <w:t xml:space="preserve">2.3 </w:t>
@@ -5998,7 +5991,7 @@
         <w:pStyle w:val="1"/>
       </w:pPr>
       <w:bookmarkStart w:id="20" w:name="대시보드"/>
-      <w:bookmarkStart w:id="21" w:name="_Toc232712635"/>
+      <w:bookmarkStart w:id="21" w:name="_Toc232782504"/>
       <w:bookmarkEnd w:id="12"/>
       <w:bookmarkEnd w:id="18"/>
       <w:r>
@@ -6133,7 +6126,7 @@
         <w:pStyle w:val="2"/>
       </w:pPr>
       <w:bookmarkStart w:id="22" w:name="처음-가입-시-샘플-데모"/>
-      <w:bookmarkStart w:id="23" w:name="_Toc232712636"/>
+      <w:bookmarkStart w:id="23" w:name="_Toc232782505"/>
       <w:r>
         <w:t xml:space="preserve">3.1 </w:t>
       </w:r>
@@ -6418,7 +6411,7 @@
           <w:noProof/>
         </w:rPr>
         <w:drawing>
-          <wp:inline distT="0" distB="0" distL="0" distR="0" wp14:anchorId="52482861" wp14:editId="3541F8DD">
+          <wp:inline distT="0" distB="0" distL="0" distR="0" wp14:anchorId="45DEBCC8" wp14:editId="0CFD0BB1">
             <wp:extent cx="5334000" cy="2288514"/>
             <wp:effectExtent l="0" t="0" r="0" b="0"/>
             <wp:docPr id="23" name="Picture" descr="대시보드 — 처음 사용자(샘플 데모)"/>
@@ -6500,7 +6493,7 @@
         <w:pStyle w:val="2"/>
       </w:pPr>
       <w:bookmarkStart w:id="24" w:name="지표-카드-시뮬레이션-진행-후"/>
-      <w:bookmarkStart w:id="25" w:name="_Toc232712637"/>
+      <w:bookmarkStart w:id="25" w:name="_Toc232782506"/>
       <w:bookmarkEnd w:id="22"/>
       <w:r>
         <w:lastRenderedPageBreak/>
@@ -6902,7 +6895,7 @@
           <w:noProof/>
         </w:rPr>
         <w:drawing>
-          <wp:inline distT="0" distB="0" distL="0" distR="0" wp14:anchorId="3EF51824" wp14:editId="5BABFF75">
+          <wp:inline distT="0" distB="0" distL="0" distR="0" wp14:anchorId="62B64044" wp14:editId="04CC6F09">
             <wp:extent cx="5334000" cy="2353497"/>
             <wp:effectExtent l="0" t="0" r="0" b="0"/>
             <wp:docPr id="27" name="Picture" descr="대시보드 — 진행 현황"/>
@@ -6969,7 +6962,7 @@
         <w:pStyle w:val="2"/>
       </w:pPr>
       <w:bookmarkStart w:id="26" w:name="새-프로젝트-시작"/>
-      <w:bookmarkStart w:id="27" w:name="_Toc232712638"/>
+      <w:bookmarkStart w:id="27" w:name="_Toc232782507"/>
       <w:bookmarkEnd w:id="24"/>
       <w:r>
         <w:t xml:space="preserve">3.3 </w:t>
@@ -7213,7 +7206,7 @@
         </w:rPr>
         <w:lastRenderedPageBreak/>
         <w:drawing>
-          <wp:inline distT="0" distB="0" distL="0" distR="0" wp14:anchorId="7074184C" wp14:editId="30D511EC">
+          <wp:inline distT="0" distB="0" distL="0" distR="0" wp14:anchorId="31CC6930" wp14:editId="09EC23C4">
             <wp:extent cx="5334000" cy="2258513"/>
             <wp:effectExtent l="0" t="0" r="0" b="0"/>
             <wp:docPr id="31" name="Picture" descr="프로젝트 화면 — + 새 프로젝트"/>
@@ -7286,7 +7279,7 @@
         <w:pStyle w:val="1"/>
       </w:pPr>
       <w:bookmarkStart w:id="28" w:name="프로젝트-생성-6단계-위저드"/>
-      <w:bookmarkStart w:id="29" w:name="_Toc232712639"/>
+      <w:bookmarkStart w:id="29" w:name="_Toc232782508"/>
       <w:bookmarkEnd w:id="20"/>
       <w:bookmarkEnd w:id="26"/>
       <w:r>
@@ -7545,7 +7538,7 @@
           <w:noProof/>
         </w:rPr>
         <w:drawing>
-          <wp:inline distT="0" distB="0" distL="0" distR="0" wp14:anchorId="791D5D61" wp14:editId="7694397D">
+          <wp:inline distT="0" distB="0" distL="0" distR="0" wp14:anchorId="4324DB10" wp14:editId="77F4CBE0">
             <wp:extent cx="5334000" cy="3098702"/>
             <wp:effectExtent l="0" t="0" r="0" b="0"/>
             <wp:docPr id="36" name="Picture" descr="새 프로젝트 — 시작 화면(템플릿 선택)"/>
@@ -7833,7 +7826,7 @@
         <w:pStyle w:val="2"/>
       </w:pPr>
       <w:bookmarkStart w:id="30" w:name="step-1-제품"/>
-      <w:bookmarkStart w:id="31" w:name="_Toc232712640"/>
+      <w:bookmarkStart w:id="31" w:name="_Toc232782509"/>
       <w:r>
         <w:t xml:space="preserve">4.1 Step 1 — </w:t>
       </w:r>
@@ -8497,7 +8490,7 @@
         </w:rPr>
         <w:lastRenderedPageBreak/>
         <w:drawing>
-          <wp:inline distT="0" distB="0" distL="0" distR="0" wp14:anchorId="2F6E55F0" wp14:editId="36E3B6D3">
+          <wp:inline distT="0" distB="0" distL="0" distR="0" wp14:anchorId="053E5321" wp14:editId="4307CB1E">
             <wp:extent cx="5334000" cy="3043656"/>
             <wp:effectExtent l="0" t="0" r="0" b="0"/>
             <wp:docPr id="39" name="Picture" descr="Step 1 — 제품 정보 입력"/>
@@ -8567,7 +8560,7 @@
         <w:pStyle w:val="2"/>
       </w:pPr>
       <w:bookmarkStart w:id="32" w:name="step-2-가격목표"/>
-      <w:bookmarkStart w:id="33" w:name="_Toc232712641"/>
+      <w:bookmarkStart w:id="33" w:name="_Toc232782510"/>
       <w:bookmarkEnd w:id="30"/>
       <w:r>
         <w:t xml:space="preserve">4.2 Step 2 — </w:t>
@@ -9201,7 +9194,7 @@
         </w:rPr>
         <w:lastRenderedPageBreak/>
         <w:drawing>
-          <wp:inline distT="0" distB="0" distL="0" distR="0" wp14:anchorId="58E97FF0" wp14:editId="10DDF860">
+          <wp:inline distT="0" distB="0" distL="0" distR="0" wp14:anchorId="1D08053C" wp14:editId="57BD7F46">
             <wp:extent cx="5334000" cy="2547582"/>
             <wp:effectExtent l="0" t="0" r="0" b="0"/>
             <wp:docPr id="43" name="Picture" descr="Step 2 — 가격·목표"/>
@@ -9265,7 +9258,7 @@
         <w:pStyle w:val="2"/>
       </w:pPr>
       <w:bookmarkStart w:id="34" w:name="step-3-진출-시장"/>
-      <w:bookmarkStart w:id="35" w:name="_Toc232712642"/>
+      <w:bookmarkStart w:id="35" w:name="_Toc232782511"/>
       <w:bookmarkEnd w:id="32"/>
       <w:r>
         <w:t xml:space="preserve">4.3 Step 3 — </w:t>
@@ -9720,7 +9713,7 @@
         </w:rPr>
         <w:lastRenderedPageBreak/>
         <w:drawing>
-          <wp:inline distT="0" distB="0" distL="0" distR="0" wp14:anchorId="2E8E3AB7" wp14:editId="216F4F08">
+          <wp:inline distT="0" distB="0" distL="0" distR="0" wp14:anchorId="1BC88E47" wp14:editId="7806F835">
             <wp:extent cx="5334000" cy="2993813"/>
             <wp:effectExtent l="0" t="0" r="0" b="0"/>
             <wp:docPr id="47" name="Picture" descr="Step 3 — 진출 시장 선택"/>
@@ -9790,7 +9783,7 @@
         <w:pStyle w:val="2"/>
       </w:pPr>
       <w:bookmarkStart w:id="36" w:name="step-4-경쟁사-선택"/>
-      <w:bookmarkStart w:id="37" w:name="_Toc232712643"/>
+      <w:bookmarkStart w:id="37" w:name="_Toc232782512"/>
       <w:bookmarkEnd w:id="34"/>
       <w:r>
         <w:t xml:space="preserve">4.4 Step 4 — </w:t>
@@ -10227,7 +10220,7 @@
         </w:rPr>
         <w:lastRenderedPageBreak/>
         <w:drawing>
-          <wp:inline distT="0" distB="0" distL="0" distR="0" wp14:anchorId="4637A37F" wp14:editId="5F8824D0">
+          <wp:inline distT="0" distB="0" distL="0" distR="0" wp14:anchorId="3E6CEEDB" wp14:editId="74142D15">
             <wp:extent cx="5334000" cy="2852043"/>
             <wp:effectExtent l="0" t="0" r="0" b="0"/>
             <wp:docPr id="51" name="Picture" descr="Step 4 — 경쟁사"/>
@@ -10285,7 +10278,7 @@
         <w:pStyle w:val="2"/>
       </w:pPr>
       <w:bookmarkStart w:id="38" w:name="step-5-크리에이티브-선택"/>
-      <w:bookmarkStart w:id="39" w:name="_Toc232712644"/>
+      <w:bookmarkStart w:id="39" w:name="_Toc232782513"/>
       <w:bookmarkEnd w:id="36"/>
       <w:r>
         <w:t xml:space="preserve">4.5 Step 5 — </w:t>
@@ -10757,7 +10750,7 @@
         </w:rPr>
         <w:lastRenderedPageBreak/>
         <w:drawing>
-          <wp:inline distT="0" distB="0" distL="0" distR="0" wp14:anchorId="04F92C10" wp14:editId="661C15E3">
+          <wp:inline distT="0" distB="0" distL="0" distR="0" wp14:anchorId="4512838D" wp14:editId="724D9B0D">
             <wp:extent cx="5334000" cy="3141133"/>
             <wp:effectExtent l="0" t="0" r="0" b="0"/>
             <wp:docPr id="55" name="Picture" descr="Step 5 — 크리에이티브"/>
@@ -10815,7 +10808,7 @@
         <w:pStyle w:val="2"/>
       </w:pPr>
       <w:bookmarkStart w:id="40" w:name="step-6-검토실행"/>
-      <w:bookmarkStart w:id="41" w:name="_Toc232712645"/>
+      <w:bookmarkStart w:id="41" w:name="_Toc232782514"/>
       <w:bookmarkEnd w:id="38"/>
       <w:r>
         <w:t xml:space="preserve">4.6 Step 6 — </w:t>
@@ -10944,7 +10937,7 @@
         <w:pStyle w:val="1"/>
       </w:pPr>
       <w:bookmarkStart w:id="42" w:name="시뮬레이션-실행-및-진행"/>
-      <w:bookmarkStart w:id="43" w:name="_Toc232712646"/>
+      <w:bookmarkStart w:id="43" w:name="_Toc232782515"/>
       <w:bookmarkEnd w:id="28"/>
       <w:bookmarkEnd w:id="40"/>
       <w:r>
@@ -11395,13 +11388,7 @@
         <w:t>보통</w:t>
       </w:r>
       <w:r>
-        <w:t xml:space="preserve"> </w:t>
-      </w:r>
-      <w:r>
-        <w:t>몇</w:t>
-      </w:r>
-      <w:r>
-        <w:t xml:space="preserve"> </w:t>
+        <w:t xml:space="preserve"> 5~6</w:t>
       </w:r>
       <w:r>
         <w:t>분입니다</w:t>
@@ -11420,7 +11407,7 @@
         </w:rPr>
         <w:lastRenderedPageBreak/>
         <w:drawing>
-          <wp:inline distT="0" distB="0" distL="0" distR="0" wp14:anchorId="5E808885" wp14:editId="0402351B">
+          <wp:inline distT="0" distB="0" distL="0" distR="0" wp14:anchorId="264231F8" wp14:editId="5483AE77">
             <wp:extent cx="5334000" cy="2432464"/>
             <wp:effectExtent l="0" t="0" r="0" b="0"/>
             <wp:docPr id="61" name="Picture" descr="시뮬레이션 진행 / 완료"/>
@@ -11487,7 +11474,7 @@
         <w:pStyle w:val="1"/>
       </w:pPr>
       <w:bookmarkStart w:id="44" w:name="결과-분석"/>
-      <w:bookmarkStart w:id="45" w:name="_Toc232712647"/>
+      <w:bookmarkStart w:id="45" w:name="_Toc232782516"/>
       <w:bookmarkEnd w:id="42"/>
       <w:r>
         <w:t xml:space="preserve">6. </w:t>
@@ -12288,7 +12275,7 @@
         <w:pStyle w:val="2"/>
       </w:pPr>
       <w:bookmarkStart w:id="46" w:name="페르소나-탭"/>
-      <w:bookmarkStart w:id="47" w:name="_Toc232712648"/>
+      <w:bookmarkStart w:id="47" w:name="_Toc232782517"/>
       <w:r>
         <w:t xml:space="preserve">6.1 </w:t>
       </w:r>
@@ -12449,7 +12436,7 @@
           <w:noProof/>
         </w:rPr>
         <w:drawing>
-          <wp:inline distT="0" distB="0" distL="0" distR="0" wp14:anchorId="63BBF7AA" wp14:editId="3D193110">
+          <wp:inline distT="0" distB="0" distL="0" distR="0" wp14:anchorId="5AC8EDFC" wp14:editId="695EC5D2">
             <wp:extent cx="5334000" cy="2388755"/>
             <wp:effectExtent l="0" t="0" r="0" b="0"/>
             <wp:docPr id="65" name="Picture" descr="결과 — 페르소나 통계·분포"/>
@@ -12758,7 +12745,7 @@
         </w:rPr>
         <w:lastRenderedPageBreak/>
         <w:drawing>
-          <wp:inline distT="0" distB="0" distL="0" distR="0" wp14:anchorId="0A7C19C4" wp14:editId="55F53DB5">
+          <wp:inline distT="0" distB="0" distL="0" distR="0" wp14:anchorId="73D7EAFE" wp14:editId="3D5F0D15">
             <wp:extent cx="5334000" cy="2860868"/>
             <wp:effectExtent l="0" t="0" r="0" b="0"/>
             <wp:docPr id="68" name="Picture" descr="결과 — 긍정/부정 페르소나의 목소리"/>
@@ -12837,7 +12824,7 @@
         <w:pStyle w:val="2"/>
       </w:pPr>
       <w:bookmarkStart w:id="48" w:name="시장-분석-탭"/>
-      <w:bookmarkStart w:id="49" w:name="_Toc232712649"/>
+      <w:bookmarkStart w:id="49" w:name="_Toc232782518"/>
       <w:bookmarkEnd w:id="46"/>
       <w:r>
         <w:t xml:space="preserve">6.2 </w:t>
@@ -13050,7 +13037,7 @@
           <w:noProof/>
         </w:rPr>
         <w:drawing>
-          <wp:inline distT="0" distB="0" distL="0" distR="0" wp14:anchorId="3C4D29DD" wp14:editId="774BC658">
+          <wp:inline distT="0" distB="0" distL="0" distR="0" wp14:anchorId="0285AD62" wp14:editId="5D593868">
             <wp:extent cx="5334000" cy="2485429"/>
             <wp:effectExtent l="0" t="0" r="0" b="0"/>
             <wp:docPr id="72" name="Picture" descr="결과 — 시장 규모 및 경쟁자 분석"/>
@@ -13140,7 +13127,7 @@
         </w:rPr>
         <w:lastRenderedPageBreak/>
         <w:drawing>
-          <wp:inline distT="0" distB="0" distL="0" distR="0" wp14:anchorId="31050D9D" wp14:editId="29E80C64">
+          <wp:inline distT="0" distB="0" distL="0" distR="0" wp14:anchorId="42D5C347" wp14:editId="1DB14EF1">
             <wp:extent cx="5334000" cy="2713842"/>
             <wp:effectExtent l="0" t="0" r="0" b="0"/>
             <wp:docPr id="75" name="Picture" descr="결과 — 경쟁자 상세 비교"/>
@@ -13213,7 +13200,7 @@
         <w:pStyle w:val="2"/>
       </w:pPr>
       <w:bookmarkStart w:id="50" w:name="가격-탭"/>
-      <w:bookmarkStart w:id="51" w:name="_Toc232712650"/>
+      <w:bookmarkStart w:id="51" w:name="_Toc232782519"/>
       <w:bookmarkEnd w:id="48"/>
       <w:r>
         <w:t xml:space="preserve">6.3 </w:t>
@@ -13437,7 +13424,7 @@
           <w:noProof/>
         </w:rPr>
         <w:drawing>
-          <wp:inline distT="0" distB="0" distL="0" distR="0" wp14:anchorId="46300F53" wp14:editId="3CC8C96E">
+          <wp:inline distT="0" distB="0" distL="0" distR="0" wp14:anchorId="362E265A" wp14:editId="23822A61">
             <wp:extent cx="5334000" cy="2595080"/>
             <wp:effectExtent l="0" t="0" r="0" b="0"/>
             <wp:docPr id="79" name="Picture" descr="결과 — 가격 최적화"/>
@@ -13504,7 +13491,7 @@
         <w:pStyle w:val="2"/>
       </w:pPr>
       <w:bookmarkStart w:id="52" w:name="의사결정-탭"/>
-      <w:bookmarkStart w:id="53" w:name="_Toc232712651"/>
+      <w:bookmarkStart w:id="53" w:name="_Toc232782520"/>
       <w:bookmarkEnd w:id="50"/>
       <w:r>
         <w:lastRenderedPageBreak/>
@@ -13746,7 +13733,7 @@
           <w:noProof/>
         </w:rPr>
         <w:drawing>
-          <wp:inline distT="0" distB="0" distL="0" distR="0" wp14:anchorId="7DE45879" wp14:editId="3C232027">
+          <wp:inline distT="0" distB="0" distL="0" distR="0" wp14:anchorId="53A0A35A" wp14:editId="54A7A4E9">
             <wp:extent cx="5334000" cy="2652248"/>
             <wp:effectExtent l="0" t="0" r="0" b="0"/>
             <wp:docPr id="83" name="Picture" descr="결과 — 투자 요구치 + ROI"/>
@@ -13816,7 +13803,7 @@
         <w:pStyle w:val="2"/>
       </w:pPr>
       <w:bookmarkStart w:id="54" w:name="리스크-탭"/>
-      <w:bookmarkStart w:id="55" w:name="_Toc232712652"/>
+      <w:bookmarkStart w:id="55" w:name="_Toc232782521"/>
       <w:bookmarkEnd w:id="52"/>
       <w:r>
         <w:t xml:space="preserve">6.5 </w:t>
@@ -13991,7 +13978,7 @@
         </w:rPr>
         <w:lastRenderedPageBreak/>
         <w:drawing>
-          <wp:inline distT="0" distB="0" distL="0" distR="0" wp14:anchorId="2A955E4C" wp14:editId="3F4F5330">
+          <wp:inline distT="0" distB="0" distL="0" distR="0" wp14:anchorId="3E6E6A18" wp14:editId="2CE8E054">
             <wp:extent cx="5334000" cy="2672920"/>
             <wp:effectExtent l="0" t="0" r="0" b="0"/>
             <wp:docPr id="87" name="Picture" descr="결과 — 리스크 분석"/>
@@ -14058,7 +14045,7 @@
         <w:pStyle w:val="2"/>
       </w:pPr>
       <w:bookmarkStart w:id="56" w:name="추천-액션-탭"/>
-      <w:bookmarkStart w:id="57" w:name="_Toc232712653"/>
+      <w:bookmarkStart w:id="57" w:name="_Toc232782522"/>
       <w:bookmarkEnd w:id="54"/>
       <w:r>
         <w:t xml:space="preserve">6.6 </w:t>
@@ -14264,7 +14251,7 @@
           <w:noProof/>
         </w:rPr>
         <w:drawing>
-          <wp:inline distT="0" distB="0" distL="0" distR="0" wp14:anchorId="61374083" wp14:editId="1FB2C6E5">
+          <wp:inline distT="0" distB="0" distL="0" distR="0" wp14:anchorId="7CF2C689" wp14:editId="08B775AD">
             <wp:extent cx="5334000" cy="2606687"/>
             <wp:effectExtent l="0" t="0" r="0" b="0"/>
             <wp:docPr id="91" name="Picture" descr="결과 — 추천 액션 우선순위 매트릭스"/>
@@ -14343,7 +14330,7 @@
         <w:pStyle w:val="2"/>
       </w:pPr>
       <w:bookmarkStart w:id="58" w:name="베타-피드백"/>
-      <w:bookmarkStart w:id="59" w:name="_Toc232712654"/>
+      <w:bookmarkStart w:id="59" w:name="_Toc232782523"/>
       <w:bookmarkEnd w:id="56"/>
       <w:r>
         <w:lastRenderedPageBreak/>
@@ -14546,7 +14533,7 @@
         <w:pStyle w:val="1"/>
       </w:pPr>
       <w:bookmarkStart w:id="60" w:name="페르소나에게-질문하기"/>
-      <w:bookmarkStart w:id="61" w:name="_Toc232712655"/>
+      <w:bookmarkStart w:id="61" w:name="_Toc232782524"/>
       <w:bookmarkEnd w:id="44"/>
       <w:bookmarkEnd w:id="58"/>
       <w:r>
@@ -14817,7 +14804,7 @@
           <w:noProof/>
         </w:rPr>
         <w:drawing>
-          <wp:inline distT="0" distB="0" distL="0" distR="0" wp14:anchorId="288508D9" wp14:editId="12B13584">
+          <wp:inline distT="0" distB="0" distL="0" distR="0" wp14:anchorId="012A23BA" wp14:editId="48A93AB0">
             <wp:extent cx="5334000" cy="3004246"/>
             <wp:effectExtent l="0" t="0" r="0" b="0"/>
             <wp:docPr id="97" name="Picture" descr="페르소나 Q&amp;A"/>
@@ -14875,7 +14862,7 @@
         <w:pStyle w:val="1"/>
       </w:pPr>
       <w:bookmarkStart w:id="62" w:name="pdf-리포트"/>
-      <w:bookmarkStart w:id="63" w:name="_Toc232712656"/>
+      <w:bookmarkStart w:id="63" w:name="_Toc232782525"/>
       <w:bookmarkEnd w:id="60"/>
       <w:r>
         <w:t xml:space="preserve">8. PDF </w:t>
@@ -15407,7 +15394,7 @@
         </w:rPr>
         <w:lastRenderedPageBreak/>
         <w:drawing>
-          <wp:inline distT="0" distB="0" distL="0" distR="0" wp14:anchorId="335EC3C6" wp14:editId="55894CF5">
+          <wp:inline distT="0" distB="0" distL="0" distR="0" wp14:anchorId="1F3D3A8C" wp14:editId="0AFBCC2D">
             <wp:extent cx="5334000" cy="4456591"/>
             <wp:effectExtent l="0" t="0" r="0" b="0"/>
             <wp:docPr id="101" name="Picture" descr="PDF 리포트 — 종합 의견"/>
@@ -15482,7 +15469,7 @@
         </w:rPr>
         <w:lastRenderedPageBreak/>
         <w:drawing>
-          <wp:inline distT="0" distB="0" distL="0" distR="0" wp14:anchorId="0F5A3E88" wp14:editId="141D8D9F">
+          <wp:inline distT="0" distB="0" distL="0" distR="0" wp14:anchorId="78D4A07A" wp14:editId="101D6920">
             <wp:extent cx="5334000" cy="4498358"/>
             <wp:effectExtent l="0" t="0" r="0" b="0"/>
             <wp:docPr id="104" name="Picture" descr="PDF 리포트 — GTM 전략 / 30·60·90일 타임라인"/>
@@ -15558,7 +15545,7 @@
         <w:pStyle w:val="1"/>
       </w:pPr>
       <w:bookmarkStart w:id="64" w:name="설정"/>
-      <w:bookmarkStart w:id="65" w:name="_Toc232712657"/>
+      <w:bookmarkStart w:id="65" w:name="_Toc232782526"/>
       <w:bookmarkEnd w:id="62"/>
       <w:r>
         <w:t xml:space="preserve">9. </w:t>
@@ -15939,7 +15926,7 @@
         </w:rPr>
         <w:lastRenderedPageBreak/>
         <w:drawing>
-          <wp:inline distT="0" distB="0" distL="0" distR="0" wp14:anchorId="4CCED8AA" wp14:editId="365ACBAC">
+          <wp:inline distT="0" distB="0" distL="0" distR="0" wp14:anchorId="5356AD64" wp14:editId="3F46BB15">
             <wp:extent cx="5334000" cy="2706000"/>
             <wp:effectExtent l="0" t="0" r="0" b="0"/>
             <wp:docPr id="108" name="Picture" descr="설정"/>
@@ -15994,7 +15981,7 @@
         <w:pStyle w:val="1"/>
       </w:pPr>
       <w:bookmarkStart w:id="66" w:name="자주-묻는-질문-faq"/>
-      <w:bookmarkStart w:id="67" w:name="_Toc232712658"/>
+      <w:bookmarkStart w:id="67" w:name="_Toc232782527"/>
       <w:bookmarkEnd w:id="64"/>
       <w:r>
         <w:t xml:space="preserve">10. </w:t>
@@ -16143,13 +16130,7 @@
         <w:t>보통</w:t>
       </w:r>
       <w:r>
-        <w:t xml:space="preserve"> </w:t>
-      </w:r>
-      <w:r>
-        <w:t>몇</w:t>
-      </w:r>
-      <w:r>
-        <w:t xml:space="preserve"> </w:t>
+        <w:t xml:space="preserve"> 5~6</w:t>
       </w:r>
       <w:r>
         <w:t>분입니다</w:t>
@@ -16864,7 +16845,7 @@
         <w:pStyle w:val="1"/>
       </w:pPr>
       <w:bookmarkStart w:id="68" w:name="문제-해결-트러블슈팅"/>
-      <w:bookmarkStart w:id="69" w:name="_Toc232712659"/>
+      <w:bookmarkStart w:id="69" w:name="_Toc232782528"/>
       <w:bookmarkEnd w:id="66"/>
       <w:r>
         <w:t xml:space="preserve">11. </w:t>
@@ -17450,7 +17431,7 @@
         <w:pStyle w:val="1"/>
       </w:pPr>
       <w:bookmarkStart w:id="70" w:name="용어집"/>
-      <w:bookmarkStart w:id="71" w:name="_Toc232712660"/>
+      <w:bookmarkStart w:id="71" w:name="_Toc232782529"/>
       <w:bookmarkEnd w:id="68"/>
       <w:r>
         <w:t xml:space="preserve">12. </w:t>
@@ -18084,7 +18065,7 @@
         <w:pStyle w:val="1"/>
       </w:pPr>
       <w:bookmarkStart w:id="72" w:name="지원-및-문의"/>
-      <w:bookmarkStart w:id="73" w:name="_Toc232712661"/>
+      <w:bookmarkStart w:id="73" w:name="_Toc232782530"/>
       <w:bookmarkEnd w:id="70"/>
       <w:r>
         <w:t xml:space="preserve">13. </w:t>
@@ -18663,7 +18644,7 @@
   <w:abstractNum w:abstractNumId="0" w15:restartNumberingAfterBreak="0">
     <w:nsid w:val="0000A990"/>
     <w:multiLevelType w:val="multilevel"/>
-    <w:tmpl w:val="E36A136C"/>
+    <w:tmpl w:val="987AE6D4"/>
     <w:lvl w:ilvl="0">
       <w:numFmt w:val="bullet"/>
       <w:lvlText w:val=" "/>
@@ -18740,7 +18721,7 @@
   <w:abstractNum w:abstractNumId="1" w15:restartNumberingAfterBreak="0">
     <w:nsid w:val="0000A991"/>
     <w:multiLevelType w:val="multilevel"/>
-    <w:tmpl w:val="DB2CBDEE"/>
+    <w:tmpl w:val="6AB654D4"/>
     <w:lvl w:ilvl="0">
       <w:numFmt w:val="bullet"/>
       <w:lvlText w:val=""/>
@@ -18844,7 +18825,7 @@
   <w:abstractNum w:abstractNumId="2" w15:restartNumberingAfterBreak="0">
     <w:nsid w:val="00A99411"/>
     <w:multiLevelType w:val="multilevel"/>
-    <w:tmpl w:val="9186565A"/>
+    <w:tmpl w:val="5156BC9C"/>
     <w:lvl w:ilvl="0">
       <w:start w:val="1"/>
       <w:numFmt w:val="decimal"/>
@@ -18927,16 +18908,16 @@
       </w:pPr>
     </w:lvl>
   </w:abstractNum>
-  <w:num w:numId="1" w16cid:durableId="237861998">
+  <w:num w:numId="1" w16cid:durableId="1965038034">
     <w:abstractNumId w:val="0"/>
   </w:num>
-  <w:num w:numId="2" w16cid:durableId="1659990990">
+  <w:num w:numId="2" w16cid:durableId="2059090782">
     <w:abstractNumId w:val="1"/>
   </w:num>
-  <w:num w:numId="3" w16cid:durableId="565728666">
+  <w:num w:numId="3" w16cid:durableId="1009675679">
     <w:abstractNumId w:val="1"/>
   </w:num>
-  <w:num w:numId="4" w16cid:durableId="1899122158">
+  <w:num w:numId="4" w16cid:durableId="2101751451">
     <w:abstractNumId w:val="2"/>
     <w:lvlOverride w:ilvl="0">
       <w:startOverride w:val="1"/>
@@ -18966,10 +18947,10 @@
       <w:startOverride w:val="1"/>
     </w:lvlOverride>
   </w:num>
-  <w:num w:numId="5" w16cid:durableId="1310984421">
+  <w:num w:numId="5" w16cid:durableId="1267230487">
     <w:abstractNumId w:val="1"/>
   </w:num>
-  <w:num w:numId="6" w16cid:durableId="1545872500">
+  <w:num w:numId="6" w16cid:durableId="588852625">
     <w:abstractNumId w:val="2"/>
     <w:lvlOverride w:ilvl="0">
       <w:startOverride w:val="1"/>
@@ -18999,16 +18980,16 @@
       <w:startOverride w:val="1"/>
     </w:lvlOverride>
   </w:num>
-  <w:num w:numId="7" w16cid:durableId="1598640493">
+  <w:num w:numId="7" w16cid:durableId="1013846708">
     <w:abstractNumId w:val="1"/>
   </w:num>
-  <w:num w:numId="8" w16cid:durableId="337582500">
+  <w:num w:numId="8" w16cid:durableId="1971200282">
     <w:abstractNumId w:val="1"/>
   </w:num>
-  <w:num w:numId="9" w16cid:durableId="1189493803">
+  <w:num w:numId="9" w16cid:durableId="700591325">
     <w:abstractNumId w:val="1"/>
   </w:num>
-  <w:num w:numId="10" w16cid:durableId="694354431">
+  <w:num w:numId="10" w16cid:durableId="1807162843">
     <w:abstractNumId w:val="1"/>
   </w:num>
 </w:numbering>
@@ -20230,7 +20211,7 @@
     <w:name w:val="header"/>
     <w:basedOn w:val="a"/>
     <w:link w:val="Char2"/>
-    <w:rsid w:val="0000652E"/>
+    <w:rsid w:val="001A26B2"/>
     <w:pPr>
       <w:tabs>
         <w:tab w:val="center" w:pos="4513"/>
@@ -20243,13 +20224,13 @@
     <w:name w:val="머리글 Char"/>
     <w:basedOn w:val="a1"/>
     <w:link w:val="ad"/>
-    <w:rsid w:val="0000652E"/>
+    <w:rsid w:val="001A26B2"/>
   </w:style>
   <w:style w:type="paragraph" w:styleId="ae">
     <w:name w:val="footer"/>
     <w:basedOn w:val="a"/>
     <w:link w:val="Char3"/>
-    <w:rsid w:val="0000652E"/>
+    <w:rsid w:val="001A26B2"/>
     <w:pPr>
       <w:tabs>
         <w:tab w:val="center" w:pos="4513"/>
@@ -20262,7 +20243,7 @@
     <w:name w:val="바닥글 Char"/>
     <w:basedOn w:val="a1"/>
     <w:link w:val="ae"/>
-    <w:rsid w:val="0000652E"/>
+    <w:rsid w:val="001A26B2"/>
   </w:style>
   <w:style w:type="paragraph" w:styleId="10">
     <w:name w:val="toc 1"/>
@@ -20270,7 +20251,7 @@
     <w:next w:val="a"/>
     <w:autoRedefine/>
     <w:uiPriority w:val="39"/>
-    <w:rsid w:val="0000652E"/>
+    <w:rsid w:val="001A26B2"/>
   </w:style>
   <w:style w:type="paragraph" w:styleId="20">
     <w:name w:val="toc 2"/>
@@ -20278,7 +20259,7 @@
     <w:next w:val="a"/>
     <w:autoRedefine/>
     <w:uiPriority w:val="39"/>
-    <w:rsid w:val="0000652E"/>
+    <w:rsid w:val="001A26B2"/>
     <w:pPr>
       <w:ind w:leftChars="200" w:left="425"/>
     </w:pPr>
@@ -20286,7 +20267,7 @@
   <w:style w:type="character" w:styleId="af">
     <w:name w:val="page number"/>
     <w:basedOn w:val="a1"/>
-    <w:rsid w:val="0000652E"/>
+    <w:rsid w:val="001A26B2"/>
   </w:style>
 </w:styles>
 </file>
